--- a/projects/valuepickr-open-screen/docs/Indo Tech Transformers.docx
+++ b/projects/valuepickr-open-screen/docs/Indo Tech Transformers.docx
@@ -32,7 +32,30 @@
           <w:sz w:val="22"/>
           <w:szCs w:val="22"/>
         </w:rPr>
-        <w:t xml:space="preserve">Debt-free transformer maker riding grid-modernization/renewable tailwinds, but dogged by a fishy CEO exit and no concalls</w:t>
+        <w:t xml:space="preserve">Operationally excellent, debt-free transformer maker (ROCE ~40%, Q1 FY27 revenue +39% YoY) on a real grid-modernization / renewable / BESS tailwind -- but the promoter (Shirdi Sai Electricals) has pledged ~58% of the company's total equity (~80% of its holding) to raise parent-level NCDs, is trimming its stake, ran an abrupt 'fishy' CEO exit, and holds no concalls.</w:t>
+      </w:r>
+    </w:p>
+    <w:p>
+      <w:pPr>
+        <w:shd w:fill="FFF0F0" w:val="clear"/>
+        <w:spacing w:after="200"/>
+      </w:pPr>
+      <w:r>
+        <w:rPr>
+          <w:b/>
+          <w:bCs/>
+          <w:color w:val="B8860B"/>
+          <w:sz w:val="22"/>
+          <w:szCs w:val="22"/>
+        </w:rPr>
+        <w:t xml:space="preserve">RED FLAG TIER: HIGH CAUTION — </w:t>
+      </w:r>
+      <w:r>
+        <w:rPr>
+          <w:sz w:val="20"/>
+          <w:szCs w:val="20"/>
+        </w:rPr>
+        <w:t xml:space="preserve">Promoter Shirdi Sai Electricals has pledged 61,52,236 Indo Tech shares (~57.93% of total equity, ~80% of its 72.18% holding) to Catalyst Trusteeship for parent-level NCDs (Rs 750 Cr + Rs 75 Cr) and sold 3 lakh shares in Jun 2026. Combined with an abrupt, poorly-explained CEO exit (Apr 2025, flagged 'fishy' by a trusted invested holder) and zero management concalls, this is an unresolved governance / promoter-financial-stress cluster. The company itself is debt-free and there is no SEBI/auditor action, so this is HIGH CAUTION, not AVOID/EXCLUDE.</w:t>
       </w:r>
     </w:p>
     <w:p>
@@ -99,7 +122,34 @@
           </w:tcPr>
           <w:p>
             <w:r>
-              <w:t xml:space="preserve">~Rs 4,028 Cr</w:t>
+              <w:t xml:space="preserve">~Rs 3,934 Cr</w:t>
+            </w:r>
+          </w:p>
+        </w:tc>
+      </w:tr>
+      <w:tr>
+        <w:tc>
+          <w:tcPr>
+            <w:tcW w:type="dxa" w:w="3200"/>
+            <w:shd w:fill="F2F2F2" w:val="clear"/>
+          </w:tcPr>
+          <w:p>
+            <w:r>
+              <w:rPr>
+                <w:b/>
+                <w:bCs/>
+              </w:rPr>
+              <w:t xml:space="preserve">P/E / P/B</w:t>
+            </w:r>
+          </w:p>
+        </w:tc>
+        <w:tc>
+          <w:tcPr>
+            <w:tcW w:type="dxa" w:w="5800"/>
+          </w:tcPr>
+          <w:p>
+            <w:r>
+              <w:t xml:space="preserve">~40x / ~10.5x -- rich for a transformer OEM; already prices the T&amp;D upcycle</w:t>
             </w:r>
           </w:p>
         </w:tc>
@@ -126,61 +176,223 @@
           </w:tcPr>
           <w:p>
             <w:r>
-              <w:t xml:space="preserve">37.7% / 28.4%</w:t>
-            </w:r>
-          </w:p>
-        </w:tc>
-      </w:tr>
-      <w:tr>
-        <w:tc>
-          <w:tcPr>
-            <w:tcW w:type="dxa" w:w="3200"/>
-            <w:shd w:fill="F2F2F2" w:val="clear"/>
-          </w:tcPr>
-          <w:p>
-            <w:r>
-              <w:rPr>
-                <w:b/>
-                <w:bCs/>
-              </w:rPr>
-              <w:t xml:space="preserve">Revenue growth</w:t>
-            </w:r>
-          </w:p>
-        </w:tc>
-        <w:tc>
-          <w:tcPr>
-            <w:tcW w:type="dxa" w:w="5800"/>
-          </w:tcPr>
-          <w:p>
-            <w:r>
-              <w:t xml:space="preserve">FY25 exponential (Rev Rs 559 Cr vs Rs 369 Cr QoQ in Q3FY25); Q4FY26 +21.75% QoQ / +15.98% YoY</w:t>
-            </w:r>
-          </w:p>
-        </w:tc>
-      </w:tr>
-      <w:tr>
-        <w:tc>
-          <w:tcPr>
-            <w:tcW w:type="dxa" w:w="3200"/>
-            <w:shd w:fill="F2F2F2" w:val="clear"/>
-          </w:tcPr>
-          <w:p>
-            <w:r>
-              <w:rPr>
-                <w:b/>
-                <w:bCs/>
-              </w:rPr>
-              <w:t xml:space="preserve">Debt</w:t>
-            </w:r>
-          </w:p>
-        </w:tc>
-        <w:tc>
-          <w:tcPr>
-            <w:tcW w:type="dxa" w:w="5800"/>
-          </w:tcPr>
-          <w:p>
-            <w:r>
-              <w:t xml:space="preserve">Virtually debt-free (net cash)</w:t>
+              <w:t xml:space="preserve">40.4% / 28.4% -- genuinely excellent, debt-free (borrowings ~Rs 5 Cr)</w:t>
+            </w:r>
+          </w:p>
+        </w:tc>
+      </w:tr>
+      <w:tr>
+        <w:tc>
+          <w:tcPr>
+            <w:tcW w:type="dxa" w:w="3200"/>
+            <w:shd w:fill="F2F2F2" w:val="clear"/>
+          </w:tcPr>
+          <w:p>
+            <w:r>
+              <w:rPr>
+                <w:b/>
+                <w:bCs/>
+              </w:rPr>
+              <w:t xml:space="preserve">Revenue / PAT</w:t>
+            </w:r>
+          </w:p>
+        </w:tc>
+        <w:tc>
+          <w:tcPr>
+            <w:tcW w:type="dxa" w:w="5800"/>
+          </w:tcPr>
+          <w:p>
+            <w:r>
+              <w:t xml:space="preserve">FY23-26 revenue Rs 371 -&gt; 503 -&gt; 612 -&gt; 782 Cr; PAT Rs 26 -&gt; 47 -&gt; 64 -&gt; 93 Cr; OPM 10 -&gt; 14 -&gt; 14 -&gt; 17%</w:t>
+            </w:r>
+          </w:p>
+        </w:tc>
+      </w:tr>
+      <w:tr>
+        <w:tc>
+          <w:tcPr>
+            <w:tcW w:type="dxa" w:w="3200"/>
+            <w:shd w:fill="F2F2F2" w:val="clear"/>
+          </w:tcPr>
+          <w:p>
+            <w:r>
+              <w:rPr>
+                <w:b/>
+                <w:bCs/>
+              </w:rPr>
+              <w:t xml:space="preserve">Q1 FY27 (Jun 2026)</w:t>
+            </w:r>
+          </w:p>
+        </w:tc>
+        <w:tc>
+          <w:tcPr>
+            <w:tcW w:type="dxa" w:w="5800"/>
+          </w:tcPr>
+          <w:p>
+            <w:r>
+              <w:t xml:space="preserve">Revenue ~Rs 228 Cr +39% YoY; EBITDA margin 13.95% (down ~70bps YoY from 14.64%); PAT ~Rs 26 Cr +34% YoY</w:t>
+            </w:r>
+          </w:p>
+        </w:tc>
+      </w:tr>
+      <w:tr>
+        <w:tc>
+          <w:tcPr>
+            <w:tcW w:type="dxa" w:w="3200"/>
+            <w:shd w:fill="F2F2F2" w:val="clear"/>
+          </w:tcPr>
+          <w:p>
+            <w:r>
+              <w:rPr>
+                <w:b/>
+                <w:bCs/>
+              </w:rPr>
+              <w:t xml:space="preserve">Promoter pledge</w:t>
+            </w:r>
+          </w:p>
+        </w:tc>
+        <w:tc>
+          <w:tcPr>
+            <w:tcW w:type="dxa" w:w="5800"/>
+          </w:tcPr>
+          <w:p>
+            <w:r>
+              <w:t xml:space="preserve">Shirdi Sai Electricals has 61,52,236 shares encumbered = ~57.93% of total equity (~80% of its 72.18% holding), pledged to Catalyst Trusteeship for parent-level NCDs (Rs 750 Cr + Rs 75 Cr); promoter sold 3 lakh shares Jun 2026</w:t>
+            </w:r>
+          </w:p>
+        </w:tc>
+      </w:tr>
+      <w:tr>
+        <w:tc>
+          <w:tcPr>
+            <w:tcW w:type="dxa" w:w="3200"/>
+            <w:shd w:fill="F2F2F2" w:val="clear"/>
+          </w:tcPr>
+          <w:p>
+            <w:r>
+              <w:rPr>
+                <w:b/>
+                <w:bCs/>
+              </w:rPr>
+              <w:t xml:space="preserve">Capex / new business</w:t>
+            </w:r>
+          </w:p>
+        </w:tc>
+        <w:tc>
+          <w:tcPr>
+            <w:tcW w:type="dxa" w:w="5800"/>
+          </w:tcPr>
+          <w:p>
+            <w:r>
+              <w:t xml:space="preserve">Board approved Rs 360 Cr to expand capacity to 50,000 MVA; NTPC vendor qualification for 400kV BESS-class transformers</w:t>
+            </w:r>
+          </w:p>
+        </w:tc>
+      </w:tr>
+      <w:tr>
+        <w:tc>
+          <w:tcPr>
+            <w:tcW w:type="dxa" w:w="3200"/>
+            <w:shd w:fill="F2F2F2" w:val="clear"/>
+          </w:tcPr>
+          <w:p>
+            <w:r>
+              <w:rPr>
+                <w:b/>
+                <w:bCs/>
+              </w:rPr>
+              <w:t xml:space="preserve">Orders</w:t>
+            </w:r>
+          </w:p>
+        </w:tc>
+        <w:tc>
+          <w:tcPr>
+            <w:tcW w:type="dxa" w:w="5800"/>
+          </w:tcPr>
+          <w:p>
+            <w:r>
+              <w:t xml:space="preserve">AP TRANSCO Rs 165.55 Cr power-transformer contract (Sep 2026); Waaree Renewable Rs 55 Cr; no consolidated order-book figure disclosed</w:t>
+            </w:r>
+          </w:p>
+        </w:tc>
+      </w:tr>
+      <w:tr>
+        <w:tc>
+          <w:tcPr>
+            <w:tcW w:type="dxa" w:w="3200"/>
+            <w:shd w:fill="F2F2F2" w:val="clear"/>
+          </w:tcPr>
+          <w:p>
+            <w:r>
+              <w:rPr>
+                <w:b/>
+                <w:bCs/>
+              </w:rPr>
+              <w:t xml:space="preserve">Cash flow</w:t>
+            </w:r>
+          </w:p>
+        </w:tc>
+        <w:tc>
+          <w:tcPr>
+            <w:tcW w:type="dxa" w:w="5800"/>
+          </w:tcPr>
+          <w:p>
+            <w:r>
+              <w:t xml:space="preserve">Debt-free; CFO FY24/25/26 Rs 32 / 55 / 57 Cr (vs FY26 PAT Rs 93 Cr -- ~60% conversion, working-capital drag)</w:t>
+            </w:r>
+          </w:p>
+        </w:tc>
+      </w:tr>
+      <w:tr>
+        <w:tc>
+          <w:tcPr>
+            <w:tcW w:type="dxa" w:w="3200"/>
+            <w:shd w:fill="F2F2F2" w:val="clear"/>
+          </w:tcPr>
+          <w:p>
+            <w:r>
+              <w:rPr>
+                <w:b/>
+                <w:bCs/>
+              </w:rPr>
+              <w:t xml:space="preserve">Capital return</w:t>
+            </w:r>
+          </w:p>
+        </w:tc>
+        <w:tc>
+          <w:tcPr>
+            <w:tcW w:type="dxa" w:w="5800"/>
+          </w:tcPr>
+          <w:p>
+            <w:r>
+              <w:t xml:space="preserve">FY26 final dividend Rs 10/share (100%); ESOP scheme approved</w:t>
+            </w:r>
+          </w:p>
+        </w:tc>
+      </w:tr>
+      <w:tr>
+        <w:tc>
+          <w:tcPr>
+            <w:tcW w:type="dxa" w:w="3200"/>
+            <w:shd w:fill="F2F2F2" w:val="clear"/>
+          </w:tcPr>
+          <w:p>
+            <w:r>
+              <w:rPr>
+                <w:b/>
+                <w:bCs/>
+              </w:rPr>
+              <w:t xml:space="preserve">Governance</w:t>
+            </w:r>
+          </w:p>
+        </w:tc>
+        <w:tc>
+          <w:tcPr>
+            <w:tcW w:type="dxa" w:w="5800"/>
+          </w:tcPr>
+          <w:p>
+            <w:r>
+              <w:t xml:space="preserve">No concalls (long-standing community complaint); abrupt 'fishy' CEO resignation Apr 2025 flagged by a trusted invested holder</w:t>
             </w:r>
           </w:p>
         </w:tc>
@@ -207,7 +419,7 @@
           </w:tcPr>
           <w:p>
             <w:r>
-              <w:t xml:space="preserve">Rs 1,100 - 3,556 (also cited Rs 2,420 high/low band mid-2026)</w:t>
+              <w:t xml:space="preserve">Rs 1,100 - 3,556</w:t>
             </w:r>
           </w:p>
         </w:tc>
@@ -223,7 +435,7 @@
         <w:spacing w:after="120"/>
       </w:pPr>
       <w:r>
-        <w:t xml:space="preserve">Excellent, sustained return profile (ROCE ~38%, ROE ~28%) with a debt-free balance sheet, and revenue/PAT growth has been exponential through FY25 on the back of large transformer order wins, though growth has since moderated to a still-healthy mid-to-high-teens YoY pace.</w:t>
+        <w:t xml:space="preserve">At the operating level Indo Tech is one of the cleanest businesses in the screen: debt-free (borrowings ~Rs 5 Cr), ROCE ~40%, ROE ~28%, revenue compounding Rs 371 Cr (FY23) to Rs 782 Cr (FY26), PAT Rs 26 -&gt; 93 Cr, riding a genuine structural tailwind -- India's transmission &amp; distribution capex cycle, renewable integration, and now battery-storage (the company just won NTPC vendor qualification for 400kV BESS-class transformers). Q1 FY27 revenue grew 39% YoY. A Rs 360 Cr capex to take capacity to 50,000 MVA is underway, and the AGM guided 7-8 years of demand visibility. But the deep read surfaces a serious governance and promoter-balance-sheet overhang. The promoter, Shirdi Sai Electricals, has pledged 61,52,236 Indo Tech shares -- about 57.93% of the company's total equity, roughly 80% of its own 72.18% stake -- to Catalyst Trusteeship to secure parent-level non-convertible debentures (Rs 750 Cr, extended by a further Rs 75 Cr), and it sold 3 lakh shares in June 2026. So while Indo Tech itself carries no debt, minority holders are exposed to the promoter's group-level leverage and any forced-sale / change-of-control risk if Shirdi Sai's NCDs come under stress. That sits on top of an abrupt, poorly-explained CEO exit in April 2025 (a trusted invested VP user called it 'fishy') and management's complete absence from earnings calls. Margins also compressed ~70bps YoY in Q1 FY27, hinting the FY26 17% OPM was a cycle peak. At ~40x earnings / ~10x book the valuation prices continued flawless execution with none of this discounted.</w:t>
       </w:r>
     </w:p>
     <w:p>
@@ -232,62 +444,7 @@
         <w:spacing w:after="120" w:before="280"/>
       </w:pPr>
       <w:r>
-        <w:t xml:space="preserve">Technical Read (Weekly / Monthly MACD + Bollinger Bands, or RSI/CCI/Williams %R proxy)</w:t>
-      </w:r>
-    </w:p>
-    <w:p>
-      <w:pPr>
-        <w:spacing w:after="120"/>
-      </w:pPr>
-      <w:r>
-        <w:t xml:space="preserve">Not independently charted this pass.</w:t>
-      </w:r>
-    </w:p>
-    <w:p>
-      <w:pPr>
-        <w:pStyle w:val="Heading1"/>
-        <w:spacing w:after="120" w:before="280"/>
-      </w:pPr>
-      <w:r>
-        <w:t xml:space="preserve">ValuePickr Community Signal</w:t>
-      </w:r>
-    </w:p>
-    <w:p>
-      <w:pPr>
-        <w:spacing w:after="120"/>
-      </w:pPr>
-      <w:r>
-        <w:t xml:space="preserve">Read the most recent 50 of 90 fetched posts (2024-09 to 2025-11), single batch (first-time read). Sentiment was strongly bullish through late 2024/early 2025 on blockbuster Q3FY25 results and multiple large transformer order wins (LOI/LOA worth ~Rs 150 Cr combined), driven by structural transmission-sector tailwinds (grid modernization, renewable integration). Sentiment turned more cautious from Apr 2025 after an abrupt CEO resignation that a trusted poster called 'fishy' given no transition period, compounded by a long-standing community complaint about management's total absence from concalls leaving investors to infer performance from filings alone. By late 2025 an AGM readout was reassuring (demand visibility 7-8 years, renewable segment growing 20%+ CAGR) and a pledge release was noted positively.</w:t>
-      </w:r>
-    </w:p>
-    <w:p>
-      <w:pPr>
-        <w:spacing w:after="120"/>
-      </w:pPr>
-      <w:r>
-        <w:rPr>
-          <w:b/>
-          <w:bCs/>
-          <w:sz w:val="20"/>
-          <w:szCs w:val="20"/>
-        </w:rPr>
-        <w:t xml:space="preserve">High-conviction call from a top contributor: </w:t>
-      </w:r>
-      <w:r>
-        <w:rPr>
-          <w:sz w:val="20"/>
-          <w:szCs w:val="20"/>
-        </w:rPr>
-        <w:t xml:space="preserve">Mohit_baid (trusted, elevated, invested) was by far the most engaged tracker — surfacing DII entry, quarterly results breakdowns, the CEO resignation timeline (rebutting a claim it was mishandled by showing an Feb-2025 filing already flagged the departure date), and a pledge release in Nov 2025. vnktshb (trusted, elevated) tracked parent-company TRIL's stronger results as a read-through on sector demand. Prabhat_Mohanty (trusted, elevated, invested) was the source of the 'fishy CEO exit' concern and said he was reconsidering adding further. richbandit (trusted, elevated) gave the most recent (Oct/Nov 2025) AGM and Q1FY26 updates, both positive on margin expansion from a fixed:variable price contract mix shift.</w:t>
-      </w:r>
-    </w:p>
-    <w:p>
-      <w:pPr>
-        <w:pStyle w:val="Heading1"/>
-        <w:spacing w:after="120" w:before="280"/>
-      </w:pPr>
-      <w:r>
-        <w:t xml:space="preserve">Trusted-User Signals (Ongoing)</w:t>
+        <w:t xml:space="preserve">Deep-Dive: Primary Documents (Annual Reports, Quarterly Results, Exchange Filings)</w:t>
       </w:r>
     </w:p>
     <w:p>
@@ -302,12 +459,12 @@
           <w:sz w:val="18"/>
           <w:szCs w:val="18"/>
         </w:rPr>
-        <w:t xml:space="preserve">Every time a trusted user expresses clear conviction on this stock, most recent first — this section accumulates over time, it isn't a one-time snapshot.</w:t>
-      </w:r>
-    </w:p>
-    <w:p>
-      <w:pPr>
-        <w:spacing w:after="100"/>
+        <w:t xml:space="preserve">Pass 1 — 2026-09-08. Built from the company's own filings (3 years of annual reports, ~4 quarters of results/concalls, and 6 months of BSE/NSE announcements), read via the web — a deeper layer than the forum-sentiment read below.</w:t>
+      </w:r>
+    </w:p>
+    <w:p>
+      <w:pPr>
+        <w:spacing w:after="120"/>
       </w:pPr>
       <w:r>
         <w:rPr>
@@ -316,8 +473,516 @@
           <w:sz w:val="20"/>
           <w:szCs w:val="20"/>
         </w:rPr>
-        <w:t xml:space="preserve">2025-11-13 — richbandit</w:t>
-      </w:r>
+        <w:t xml:space="preserve">Sources reviewed this pass:</w:t>
+      </w:r>
+    </w:p>
+    <w:p>
+      <w:pPr>
+        <w:pStyle w:val="ListParagraph"/>
+        <w:numPr>
+          <w:ilvl w:val="0"/>
+          <w:numId w:val="1"/>
+        </w:numPr>
+        <w:spacing w:after="60"/>
+      </w:pPr>
+      <w:r>
+        <w:t xml:space="preserve">screener.in (Indo Tech Transformers, BSE 532717): mcap ~Rs 3,934 Cr, P/E ~39.6x, P/B ~10.5x, ROCE 40.4%, ROE 28.4%, div yield 0.27%; revenue FY23-26 Rs 371/503/612/782 Cr, OPM 10/14/14/17%, PAT Rs 26/47/64/93 Cr; quarterly Dec-25 Rs 196 Cr/PAT 25, Mar-26 Rs 239 Cr/24, Jun-26 Rs 228 Cr/26; borrowings ~Rs 5 Cr Mar-26; CFO FY24/25/26 Rs 32/55/57 Cr; promoter 72.18%, ~80% of holding pledged</w:t>
+      </w:r>
+    </w:p>
+    <w:p>
+      <w:pPr>
+        <w:pStyle w:val="ListParagraph"/>
+        <w:numPr>
+          <w:ilvl w:val="0"/>
+          <w:numId w:val="1"/>
+        </w:numPr>
+        <w:spacing w:after="60"/>
+      </w:pPr>
+      <w:r>
+        <w:t xml:space="preserve">Q1 FY27 results coverage (scanx): revenue ~Rs 228 Cr +39% YoY, EBITDA +32.5%, EBITDA margin 13.95% (down ~70bps from 14.64%), PAT ~Rs 26 Cr +34% YoY; NTPC vendor qualification for 400kV BESS-class transformers; Rs 360 Cr capex approved to reach 50,000 MVA; FY26 final dividend Rs 10/share; ESOP scheme approved</w:t>
+      </w:r>
+    </w:p>
+    <w:p>
+      <w:pPr>
+        <w:pStyle w:val="ListParagraph"/>
+        <w:numPr>
+          <w:ilvl w:val="0"/>
+          <w:numId w:val="1"/>
+        </w:numPr>
+        <w:spacing w:after="60"/>
+      </w:pPr>
+      <w:r>
+        <w:t xml:space="preserve">Promoter-pledge coverage (scanx corporate actions, elitewealth, whalesbook): Shirdi Sai Electricals pledged 27,61,200 shares (26%) to Catalyst Trusteeship for Rs 750 Cr NCDs (Nov-Dec 2025), extended by Rs 75 Cr; as of mid-2026, 61,52,236 shares encumbered = 57.93% of total capital; promoter sold 3 lakh shares 29 Jun 2026 (stake to 72.18%)</w:t>
+      </w:r>
+    </w:p>
+    <w:p>
+      <w:pPr>
+        <w:pStyle w:val="ListParagraph"/>
+        <w:numPr>
+          <w:ilvl w:val="0"/>
+          <w:numId w:val="1"/>
+        </w:numPr>
+        <w:spacing w:after="60"/>
+      </w:pPr>
+      <w:r>
+        <w:t xml:space="preserve">Order-win coverage (business-standard, tradebrains): AP TRANSCO Rs 165.55 Cr power-transformer contract (Sep 2026); Waaree Renewable Rs 55 Cr</w:t>
+      </w:r>
+    </w:p>
+    <w:p>
+      <w:pPr>
+        <w:pStyle w:val="ListParagraph"/>
+        <w:numPr>
+          <w:ilvl w:val="0"/>
+          <w:numId w:val="1"/>
+        </w:numPr>
+        <w:spacing w:after="60"/>
+      </w:pPr>
+      <w:r>
+        <w:t xml:space="preserve">Prior VP thread analysis (in data file): Mohit_baid / richbandit / vnktshb (trusted) tracking; Prabhat_Mohanty flagged the Apr-2025 CEO exit as 'fishy'; long-standing no-concalls complaint; AGM (Oct 2025) reassuring on demand visibility</w:t>
+      </w:r>
+    </w:p>
+    <w:p>
+      <w:pPr>
+        <w:spacing w:after="120"/>
+      </w:pPr>
+      <w:r>
+        <w:rPr>
+          <w:b/>
+          <w:bCs/>
+          <w:sz w:val="20"/>
+          <w:szCs w:val="20"/>
+        </w:rPr>
+        <w:t xml:space="preserve">Annual-report findings (3-year view):</w:t>
+      </w:r>
+    </w:p>
+    <w:p>
+      <w:pPr>
+        <w:pStyle w:val="ListParagraph"/>
+        <w:numPr>
+          <w:ilvl w:val="0"/>
+          <w:numId w:val="1"/>
+        </w:numPr>
+        <w:spacing w:after="60"/>
+      </w:pPr>
+      <w:r>
+        <w:t xml:space="preserve">Revenue compounded ~28% FY23-26 (Rs 371 -&gt; 782 Cr) with OPM rising 10% -&gt; 17%; PAT Rs 26 -&gt; 93 Cr -- an excellent debt-free operating record (ROCE ~40%)</w:t>
+      </w:r>
+    </w:p>
+    <w:p>
+      <w:pPr>
+        <w:pStyle w:val="ListParagraph"/>
+        <w:numPr>
+          <w:ilvl w:val="0"/>
+          <w:numId w:val="1"/>
+        </w:numPr>
+        <w:spacing w:after="60"/>
+      </w:pPr>
+      <w:r>
+        <w:t xml:space="preserve">Balance sheet is genuinely debt-free (borrowings ~Rs 5 Cr) BUT the promoter (Shirdi Sai Electricals) has pledged ~57.93% of the company's total equity to raise NCDs at the PARENT level -- minority holders carry that group leverage</w:t>
+      </w:r>
+    </w:p>
+    <w:p>
+      <w:pPr>
+        <w:pStyle w:val="ListParagraph"/>
+        <w:numPr>
+          <w:ilvl w:val="0"/>
+          <w:numId w:val="1"/>
+        </w:numPr>
+        <w:spacing w:after="60"/>
+      </w:pPr>
+      <w:r>
+        <w:t xml:space="preserve">Promoter reduced its stake (3 lakh shares sold Jun 2026) and its pledged proportion is ~80% of holding -- a promoter-financial-stress signal</w:t>
+      </w:r>
+    </w:p>
+    <w:p>
+      <w:pPr>
+        <w:pStyle w:val="ListParagraph"/>
+        <w:numPr>
+          <w:ilvl w:val="0"/>
+          <w:numId w:val="1"/>
+        </w:numPr>
+        <w:spacing w:after="60"/>
+      </w:pPr>
+      <w:r>
+        <w:t xml:space="preserve">Governance-communication gap: no earnings concalls at all, and an abrupt April-2025 CEO resignation-and-release that a trusted invested VP user called 'fishy'</w:t>
+      </w:r>
+    </w:p>
+    <w:p>
+      <w:pPr>
+        <w:pStyle w:val="ListParagraph"/>
+        <w:numPr>
+          <w:ilvl w:val="0"/>
+          <w:numId w:val="1"/>
+        </w:numPr>
+        <w:spacing w:after="60"/>
+      </w:pPr>
+      <w:r>
+        <w:t xml:space="preserve">Cash conversion is only ~60% of PAT (CFO Rs 57 Cr vs PAT Rs 93 Cr in FY26) -- working-capital drag typical of project transformer orders; the Rs 360 Cr capex will push free cash flow negative</w:t>
+      </w:r>
+    </w:p>
+    <w:p>
+      <w:pPr>
+        <w:pStyle w:val="ListParagraph"/>
+        <w:numPr>
+          <w:ilvl w:val="0"/>
+          <w:numId w:val="1"/>
+        </w:numPr>
+        <w:spacing w:after="60"/>
+      </w:pPr>
+      <w:r>
+        <w:t xml:space="preserve">Consistent dividend payer (Rs 10/share FY26, 100%); ESOP scheme approved FY26</w:t>
+      </w:r>
+    </w:p>
+    <w:p>
+      <w:pPr>
+        <w:spacing w:after="120"/>
+      </w:pPr>
+      <w:r>
+        <w:rPr>
+          <w:b/>
+          <w:bCs/>
+          <w:sz w:val="20"/>
+          <w:szCs w:val="20"/>
+        </w:rPr>
+        <w:t xml:space="preserve">Quarterly trend (last ~4 quarters + concall commentary):</w:t>
+      </w:r>
+    </w:p>
+    <w:p>
+      <w:pPr>
+        <w:pStyle w:val="ListParagraph"/>
+        <w:numPr>
+          <w:ilvl w:val="0"/>
+          <w:numId w:val="1"/>
+        </w:numPr>
+        <w:spacing w:after="60"/>
+      </w:pPr>
+      <w:r>
+        <w:t xml:space="preserve">Q1 FY27: revenue ~Rs 228 Cr +39% YoY, but EBITDA grew only 32.5% -&gt; EBITDA margin 13.95% vs 14.64% (down ~70bps) -- input/opex costs rose faster than sales</w:t>
+      </w:r>
+    </w:p>
+    <w:p>
+      <w:pPr>
+        <w:pStyle w:val="ListParagraph"/>
+        <w:numPr>
+          <w:ilvl w:val="0"/>
+          <w:numId w:val="1"/>
+        </w:numPr>
+        <w:spacing w:after="60"/>
+      </w:pPr>
+      <w:r>
+        <w:t xml:space="preserve">Recent quarters (screener): Dec-25 Rs 196 Cr / PAT Rs 25 Cr, Mar-26 Rs 239 Cr / Rs 24 Cr, Jun-26 Rs 228 Cr / Rs 26 Cr -- revenue up strongly YoY, but PAT roughly flat sequentially on margin compression</w:t>
+      </w:r>
+    </w:p>
+    <w:p>
+      <w:pPr>
+        <w:pStyle w:val="ListParagraph"/>
+        <w:numPr>
+          <w:ilvl w:val="0"/>
+          <w:numId w:val="1"/>
+        </w:numPr>
+        <w:spacing w:after="60"/>
+      </w:pPr>
+      <w:r>
+        <w:t xml:space="preserve">FY26 full-year OPM 17% looks like a cycle peak given the Q1 FY27 step-down</w:t>
+      </w:r>
+    </w:p>
+    <w:p>
+      <w:pPr>
+        <w:pStyle w:val="ListParagraph"/>
+        <w:numPr>
+          <w:ilvl w:val="0"/>
+          <w:numId w:val="1"/>
+        </w:numPr>
+        <w:spacing w:after="60"/>
+      </w:pPr>
+      <w:r>
+        <w:t xml:space="preserve">The whole Indian transformer sector (TRIL, Voltamp, Shilchar, Danish Power) is running near-full and adding capacity -- late-cycle supply risk on a 2-3 year view</w:t>
+      </w:r>
+    </w:p>
+    <w:p>
+      <w:pPr>
+        <w:spacing w:after="120"/>
+      </w:pPr>
+      <w:r>
+        <w:rPr>
+          <w:b/>
+          <w:bCs/>
+          <w:sz w:val="20"/>
+          <w:szCs w:val="20"/>
+        </w:rPr>
+        <w:t xml:space="preserve">Exchange announcements (last 6 months):</w:t>
+      </w:r>
+    </w:p>
+    <w:p>
+      <w:pPr>
+        <w:pStyle w:val="ListParagraph"/>
+        <w:numPr>
+          <w:ilvl w:val="0"/>
+          <w:numId w:val="1"/>
+        </w:numPr>
+        <w:spacing w:after="60"/>
+      </w:pPr>
+      <w:r>
+        <w:t xml:space="preserve">AP TRANSCO Rs 165.55 Cr power-transformer contract (Sep 2026); Waaree Renewable Rs 55 Cr</w:t>
+      </w:r>
+    </w:p>
+    <w:p>
+      <w:pPr>
+        <w:pStyle w:val="ListParagraph"/>
+        <w:numPr>
+          <w:ilvl w:val="0"/>
+          <w:numId w:val="1"/>
+        </w:numPr>
+        <w:spacing w:after="60"/>
+      </w:pPr>
+      <w:r>
+        <w:t xml:space="preserve">NTPC vendor qualification for 400kV BESS-class transformers</w:t>
+      </w:r>
+    </w:p>
+    <w:p>
+      <w:pPr>
+        <w:pStyle w:val="ListParagraph"/>
+        <w:numPr>
+          <w:ilvl w:val="0"/>
+          <w:numId w:val="1"/>
+        </w:numPr>
+        <w:spacing w:after="60"/>
+      </w:pPr>
+      <w:r>
+        <w:t xml:space="preserve">Board approved Rs 360 Cr capex to expand capacity to 50,000 MVA</w:t>
+      </w:r>
+    </w:p>
+    <w:p>
+      <w:pPr>
+        <w:pStyle w:val="ListParagraph"/>
+        <w:numPr>
+          <w:ilvl w:val="0"/>
+          <w:numId w:val="1"/>
+        </w:numPr>
+        <w:spacing w:after="60"/>
+      </w:pPr>
+      <w:r>
+        <w:t xml:space="preserve">Shirdi Sai Electricals extended its Indo Tech share pledge for an additional Rs 75 Cr NCD (Dec 2025); promoter sold 3 lakh shares (Jun 2026)</w:t>
+      </w:r>
+    </w:p>
+    <w:p>
+      <w:pPr>
+        <w:pStyle w:val="ListParagraph"/>
+        <w:numPr>
+          <w:ilvl w:val="0"/>
+          <w:numId w:val="1"/>
+        </w:numPr>
+        <w:spacing w:after="60"/>
+      </w:pPr>
+      <w:r>
+        <w:t xml:space="preserve">FY26 final dividend Rs 10/share (100%); ESOP scheme approved</w:t>
+      </w:r>
+    </w:p>
+    <w:p>
+      <w:pPr>
+        <w:spacing w:after="120"/>
+      </w:pPr>
+      <w:r>
+        <w:rPr>
+          <w:b/>
+          <w:bCs/>
+          <w:sz w:val="20"/>
+          <w:szCs w:val="20"/>
+        </w:rPr>
+        <w:t xml:space="preserve">Key new facts vs. the prior write-up:</w:t>
+      </w:r>
+    </w:p>
+    <w:p>
+      <w:pPr>
+        <w:pStyle w:val="ListParagraph"/>
+        <w:numPr>
+          <w:ilvl w:val="0"/>
+          <w:numId w:val="1"/>
+        </w:numPr>
+        <w:spacing w:after="60"/>
+      </w:pPr>
+      <w:r>
+        <w:t xml:space="preserve">Promoter pledge is the headline: 61,52,236 shares = ~57.93% of Indo Tech's TOTAL equity is encumbered by Shirdi Sai Electricals for parent-level NCDs -- the prior file's 'pledge release noted positively' is stale</w:t>
+      </w:r>
+    </w:p>
+    <w:p>
+      <w:pPr>
+        <w:pStyle w:val="ListParagraph"/>
+        <w:numPr>
+          <w:ilvl w:val="0"/>
+          <w:numId w:val="1"/>
+        </w:numPr>
+        <w:spacing w:after="60"/>
+      </w:pPr>
+      <w:r>
+        <w:t xml:space="preserve">Promoter is also trimming its stake (3 lakh shares sold Jun 2026)</w:t>
+      </w:r>
+    </w:p>
+    <w:p>
+      <w:pPr>
+        <w:pStyle w:val="ListParagraph"/>
+        <w:numPr>
+          <w:ilvl w:val="0"/>
+          <w:numId w:val="1"/>
+        </w:numPr>
+        <w:spacing w:after="60"/>
+      </w:pPr>
+      <w:r>
+        <w:t xml:space="preserve">Q1 FY27 EBITDA margin compressed ~70bps YoY -- FY26's 17% OPM was likely a cycle peak</w:t>
+      </w:r>
+    </w:p>
+    <w:p>
+      <w:pPr>
+        <w:pStyle w:val="ListParagraph"/>
+        <w:numPr>
+          <w:ilvl w:val="0"/>
+          <w:numId w:val="1"/>
+        </w:numPr>
+        <w:spacing w:after="60"/>
+      </w:pPr>
+      <w:r>
+        <w:t xml:space="preserve">Rs 360 Cr capex to 50,000 MVA is a real growth lever but a step-up in capital intensity for a company whose CFO is only ~60% of PAT</w:t>
+      </w:r>
+    </w:p>
+    <w:p>
+      <w:pPr>
+        <w:pStyle w:val="ListParagraph"/>
+        <w:numPr>
+          <w:ilvl w:val="0"/>
+          <w:numId w:val="1"/>
+        </w:numPr>
+        <w:spacing w:after="60"/>
+      </w:pPr>
+      <w:r>
+        <w:t xml:space="preserve">NTPC 400kV BESS qualification is a genuine capability step up the voltage/value curve</w:t>
+      </w:r>
+    </w:p>
+    <w:p>
+      <w:pPr>
+        <w:pStyle w:val="ListParagraph"/>
+        <w:numPr>
+          <w:ilvl w:val="0"/>
+          <w:numId w:val="1"/>
+        </w:numPr>
+        <w:spacing w:after="60"/>
+      </w:pPr>
+      <w:r>
+        <w:t xml:space="preserve">Still zero concalls -- no direct management engagement with minority holders</w:t>
+      </w:r>
+    </w:p>
+    <w:p>
+      <w:pPr>
+        <w:spacing w:after="120"/>
+      </w:pPr>
+      <w:r>
+        <w:rPr>
+          <w:b/>
+          <w:bCs/>
+          <w:sz w:val="20"/>
+          <w:szCs w:val="20"/>
+        </w:rPr>
+        <w:t xml:space="preserve">Open questions / what to watch:</w:t>
+      </w:r>
+    </w:p>
+    <w:p>
+      <w:pPr>
+        <w:pStyle w:val="ListParagraph"/>
+        <w:numPr>
+          <w:ilvl w:val="0"/>
+          <w:numId w:val="1"/>
+        </w:numPr>
+        <w:spacing w:after="60"/>
+      </w:pPr>
+      <w:r>
+        <w:t xml:space="preserve">Does Shirdi Sai Electricals reduce the Indo Tech pledge, and how stressed is the parent's NCD servicing?</w:t>
+      </w:r>
+    </w:p>
+    <w:p>
+      <w:pPr>
+        <w:pStyle w:val="ListParagraph"/>
+        <w:numPr>
+          <w:ilvl w:val="0"/>
+          <w:numId w:val="1"/>
+        </w:numPr>
+        <w:spacing w:after="60"/>
+      </w:pPr>
+      <w:r>
+        <w:t xml:space="preserve">Why did the CEO leave abruptly in Apr 2025, and is the management team stable now?</w:t>
+      </w:r>
+    </w:p>
+    <w:p>
+      <w:pPr>
+        <w:pStyle w:val="ListParagraph"/>
+        <w:numPr>
+          <w:ilvl w:val="0"/>
+          <w:numId w:val="1"/>
+        </w:numPr>
+        <w:spacing w:after="60"/>
+      </w:pPr>
+      <w:r>
+        <w:t xml:space="preserve">Will management ever hold concalls / give an order-book figure?</w:t>
+      </w:r>
+    </w:p>
+    <w:p>
+      <w:pPr>
+        <w:pStyle w:val="ListParagraph"/>
+        <w:numPr>
+          <w:ilvl w:val="0"/>
+          <w:numId w:val="1"/>
+        </w:numPr>
+        <w:spacing w:after="60"/>
+      </w:pPr>
+      <w:r>
+        <w:t xml:space="preserve">Does the EBITDA margin stabilise near ~14%, or keep compressing off the FY26 peak?</w:t>
+      </w:r>
+    </w:p>
+    <w:p>
+      <w:pPr>
+        <w:pStyle w:val="ListParagraph"/>
+        <w:numPr>
+          <w:ilvl w:val="0"/>
+          <w:numId w:val="1"/>
+        </w:numPr>
+        <w:spacing w:after="60"/>
+      </w:pPr>
+      <w:r>
+        <w:t xml:space="preserve">How is the Rs 360 Cr capex funded given ~60% cash conversion -- debt, internal accruals, or dilution?</w:t>
+      </w:r>
+    </w:p>
+    <w:p>
+      <w:pPr>
+        <w:spacing w:after="120" w:before="120"/>
+      </w:pPr>
+      <w:r>
+        <w:rPr>
+          <w:b/>
+          <w:bCs/>
+          <w:sz w:val="20"/>
+          <w:szCs w:val="20"/>
+        </w:rPr>
+        <w:t xml:space="preserve">Conviction impact: </w:t>
+      </w:r>
+      <w:r>
+        <w:rPr>
+          <w:sz w:val="20"/>
+          <w:szCs w:val="20"/>
+        </w:rPr>
+        <w:t xml:space="preserve">Medium -&gt; Low-Medium. The business is operationally excellent (ROCE ~40%, debt-free, 3/3 years clearing growth + ROCE, real T&amp;D/BESS tailwind), but the deep read uncovers a HIGH CAUTION governance cluster: the promoter has pledged ~57.93% of the company's total equity for parent-level NCDs, is trimming its stake, ran an unexplained CEO exit, and holds no concalls -- risks the debt-free balance sheet masks. four_box drops to 2.0 (valuation 'no') -&gt; thesis_fit 'neither'; the HIGH CAUTION flag independently caps conviction at Low-Medium.</w:t>
+      </w:r>
+    </w:p>
+    <w:p>
+      <w:pPr>
+        <w:pStyle w:val="Heading1"/>
+        <w:spacing w:after="120" w:before="280"/>
+      </w:pPr>
+      <w:r>
+        <w:t xml:space="preserve">Guidance &amp; Expectation Gap</w:t>
+      </w:r>
+    </w:p>
+    <w:p>
+      <w:pPr>
+        <w:spacing w:after="120"/>
+      </w:pPr>
       <w:r>
         <w:rPr>
           <w:i/>
@@ -326,20 +991,12 @@
           <w:sz w:val="18"/>
           <w:szCs w:val="18"/>
         </w:rPr>
-        <w:t xml:space="preserve"> (Indotech)</w:t>
-      </w:r>
-      <w:r>
-        <w:rPr>
-          <w:sz w:val="20"/>
-          <w:szCs w:val="20"/>
-        </w:rPr>
-        <w:br/>
-        <w:t xml:space="preserve">: Q1FY26 results strong post AGM guidance; fixed:variable price contract mix shift for FY26 expanding margins as guided.</w:t>
-      </w:r>
-    </w:p>
-    <w:p>
-      <w:pPr>
-        <w:spacing w:after="100"/>
+        <w:t xml:space="preserve">Management guidance decoded into commitments, graded on the expectation → action → operational → commercial → financial ladder, then compared to what the current price appears to assume. Method: playbook/guidance-and-expectation-gap.md.</w:t>
+      </w:r>
+    </w:p>
+    <w:p>
+      <w:pPr>
+        <w:spacing w:after="120"/>
       </w:pPr>
       <w:r>
         <w:rPr>
@@ -348,8 +1005,1061 @@
           <w:sz w:val="20"/>
           <w:szCs w:val="20"/>
         </w:rPr>
-        <w:t xml:space="preserve">2025-04-10 — Prabhat_Mohanty</w:t>
-      </w:r>
+        <w:t xml:space="preserve">Commitment ladder (most-proven first):</w:t>
+      </w:r>
+    </w:p>
+    <w:tbl>
+      <w:tblPr>
+        <w:tblW w:type="dxa" w:w="9000"/>
+        <w:tblBorders>
+          <w:top w:val="single" w:color="auto" w:sz="4"/>
+          <w:left w:val="single" w:color="auto" w:sz="4"/>
+          <w:bottom w:val="single" w:color="auto" w:sz="4"/>
+          <w:right w:val="single" w:color="auto" w:sz="4"/>
+          <w:insideH w:val="single" w:color="auto" w:sz="4"/>
+          <w:insideV w:val="single" w:color="auto" w:sz="4"/>
+        </w:tblBorders>
+      </w:tblPr>
+      <w:tblGrid>
+        <w:gridCol w:w="1100"/>
+        <w:gridCol w:w="2600"/>
+        <w:gridCol w:w="2400"/>
+        <w:gridCol w:w="900"/>
+        <w:gridCol w:w="1200"/>
+        <w:gridCol w:w="800"/>
+      </w:tblGrid>
+      <w:tr>
+        <w:trPr>
+          <w:tblHeader/>
+        </w:trPr>
+        <w:tc>
+          <w:tcPr>
+            <w:tcW w:type="dxa" w:w="1100"/>
+            <w:shd w:fill="F2F2F2" w:val="clear"/>
+          </w:tcPr>
+          <w:p>
+            <w:r>
+              <w:rPr>
+                <w:b/>
+                <w:bCs/>
+                <w:sz w:val="18"/>
+                <w:szCs w:val="18"/>
+              </w:rPr>
+              <w:t xml:space="preserve">Area</w:t>
+            </w:r>
+          </w:p>
+        </w:tc>
+        <w:tc>
+          <w:tcPr>
+            <w:tcW w:type="dxa" w:w="2600"/>
+            <w:shd w:fill="F2F2F2" w:val="clear"/>
+          </w:tcPr>
+          <w:p>
+            <w:r>
+              <w:rPr>
+                <w:b/>
+                <w:bCs/>
+                <w:sz w:val="18"/>
+                <w:szCs w:val="18"/>
+              </w:rPr>
+              <w:t xml:space="preserve">Commitment</w:t>
+            </w:r>
+          </w:p>
+        </w:tc>
+        <w:tc>
+          <w:tcPr>
+            <w:tcW w:type="dxa" w:w="2400"/>
+            <w:shd w:fill="F2F2F2" w:val="clear"/>
+          </w:tcPr>
+          <w:p>
+            <w:r>
+              <w:rPr>
+                <w:b/>
+                <w:bCs/>
+                <w:sz w:val="18"/>
+                <w:szCs w:val="18"/>
+              </w:rPr>
+              <w:t xml:space="preserve">Specifics</w:t>
+            </w:r>
+          </w:p>
+        </w:tc>
+        <w:tc>
+          <w:tcPr>
+            <w:tcW w:type="dxa" w:w="900"/>
+            <w:shd w:fill="F2F2F2" w:val="clear"/>
+          </w:tcPr>
+          <w:p>
+            <w:r>
+              <w:rPr>
+                <w:b/>
+                <w:bCs/>
+                <w:sz w:val="18"/>
+                <w:szCs w:val="18"/>
+              </w:rPr>
+              <w:t xml:space="preserve">By when</w:t>
+            </w:r>
+          </w:p>
+        </w:tc>
+        <w:tc>
+          <w:tcPr>
+            <w:tcW w:type="dxa" w:w="1200"/>
+            <w:shd w:fill="F2F2F2" w:val="clear"/>
+          </w:tcPr>
+          <w:p>
+            <w:r>
+              <w:rPr>
+                <w:b/>
+                <w:bCs/>
+                <w:sz w:val="18"/>
+                <w:szCs w:val="18"/>
+              </w:rPr>
+              <w:t xml:space="preserve">Stage</w:t>
+            </w:r>
+          </w:p>
+        </w:tc>
+        <w:tc>
+          <w:tcPr>
+            <w:tcW w:type="dxa" w:w="800"/>
+            <w:shd w:fill="F2F2F2" w:val="clear"/>
+          </w:tcPr>
+          <w:p>
+            <w:r>
+              <w:rPr>
+                <w:b/>
+                <w:bCs/>
+                <w:sz w:val="18"/>
+                <w:szCs w:val="18"/>
+              </w:rPr>
+              <w:t xml:space="preserve">Thesis-critical</w:t>
+            </w:r>
+          </w:p>
+        </w:tc>
+      </w:tr>
+      <w:tr>
+        <w:tc>
+          <w:tcPr>
+            <w:tcW w:type="dxa" w:w="1100"/>
+          </w:tcPr>
+          <w:p>
+            <w:r>
+              <w:rPr>
+                <w:b w:val="false"/>
+                <w:bCs w:val="false"/>
+                <w:sz w:val="18"/>
+                <w:szCs w:val="18"/>
+              </w:rPr>
+              <w:t xml:space="preserve">new_business</w:t>
+            </w:r>
+          </w:p>
+        </w:tc>
+        <w:tc>
+          <w:tcPr>
+            <w:tcW w:type="dxa" w:w="2600"/>
+          </w:tcPr>
+          <w:p>
+            <w:r>
+              <w:rPr>
+                <w:b w:val="false"/>
+                <w:bCs w:val="false"/>
+                <w:sz w:val="18"/>
+                <w:szCs w:val="18"/>
+              </w:rPr>
+              <w:t xml:space="preserve">Scale 400kV / BESS-class transformers on the NTPC vendor qualification</w:t>
+            </w:r>
+          </w:p>
+        </w:tc>
+        <w:tc>
+          <w:tcPr>
+            <w:tcW w:type="dxa" w:w="2400"/>
+          </w:tcPr>
+          <w:p>
+            <w:r>
+              <w:rPr>
+                <w:b w:val="false"/>
+                <w:bCs w:val="false"/>
+                <w:sz w:val="18"/>
+                <w:szCs w:val="18"/>
+              </w:rPr>
+              <w:t xml:space="preserve">battery-storage + high-voltage grid</w:t>
+            </w:r>
+          </w:p>
+        </w:tc>
+        <w:tc>
+          <w:tcPr>
+            <w:tcW w:type="dxa" w:w="900"/>
+          </w:tcPr>
+          <w:p>
+            <w:r>
+              <w:rPr>
+                <w:b w:val="false"/>
+                <w:bCs w:val="false"/>
+                <w:sz w:val="18"/>
+                <w:szCs w:val="18"/>
+              </w:rPr>
+              <w:t xml:space="preserve">FY28</w:t>
+            </w:r>
+          </w:p>
+        </w:tc>
+        <w:tc>
+          <w:tcPr>
+            <w:tcW w:type="dxa" w:w="1200"/>
+          </w:tcPr>
+          <w:p>
+            <w:r>
+              <w:rPr>
+                <w:b w:val="false"/>
+                <w:bCs w:val="false"/>
+                <w:sz w:val="18"/>
+                <w:szCs w:val="18"/>
+              </w:rPr>
+              <w:t xml:space="preserve">commercial</w:t>
+            </w:r>
+          </w:p>
+        </w:tc>
+        <w:tc>
+          <w:tcPr>
+            <w:tcW w:type="dxa" w:w="800"/>
+          </w:tcPr>
+          <w:p>
+            <w:r>
+              <w:rPr>
+                <w:b w:val="false"/>
+                <w:bCs w:val="false"/>
+                <w:sz w:val="18"/>
+                <w:szCs w:val="18"/>
+              </w:rPr>
+              <w:t xml:space="preserve">yes</w:t>
+            </w:r>
+          </w:p>
+        </w:tc>
+      </w:tr>
+      <w:tr>
+        <w:tc>
+          <w:tcPr>
+            <w:tcW w:type="dxa" w:w="1100"/>
+          </w:tcPr>
+          <w:p>
+            <w:r>
+              <w:rPr>
+                <w:b w:val="false"/>
+                <w:bCs w:val="false"/>
+                <w:sz w:val="18"/>
+                <w:szCs w:val="18"/>
+              </w:rPr>
+              <w:t xml:space="preserve">orders</w:t>
+            </w:r>
+          </w:p>
+        </w:tc>
+        <w:tc>
+          <w:tcPr>
+            <w:tcW w:type="dxa" w:w="2600"/>
+          </w:tcPr>
+          <w:p>
+            <w:r>
+              <w:rPr>
+                <w:b w:val="false"/>
+                <w:bCs w:val="false"/>
+                <w:sz w:val="18"/>
+                <w:szCs w:val="18"/>
+              </w:rPr>
+              <w:t xml:space="preserve">Execute recent order wins (AP TRANSCO Rs 166 Cr, Waaree Renewable Rs 55 Cr)</w:t>
+            </w:r>
+          </w:p>
+        </w:tc>
+        <w:tc>
+          <w:tcPr>
+            <w:tcW w:type="dxa" w:w="2400"/>
+          </w:tcPr>
+          <w:p>
+            <w:r>
+              <w:rPr>
+                <w:b w:val="false"/>
+                <w:bCs w:val="false"/>
+                <w:sz w:val="18"/>
+                <w:szCs w:val="18"/>
+              </w:rPr>
+              <w:t xml:space="preserve">no consolidated order-book figure disclosed</w:t>
+            </w:r>
+          </w:p>
+        </w:tc>
+        <w:tc>
+          <w:tcPr>
+            <w:tcW w:type="dxa" w:w="900"/>
+          </w:tcPr>
+          <w:p>
+            <w:r>
+              <w:rPr>
+                <w:b w:val="false"/>
+                <w:bCs w:val="false"/>
+                <w:sz w:val="18"/>
+                <w:szCs w:val="18"/>
+              </w:rPr>
+              <w:t xml:space="preserve">12M</w:t>
+            </w:r>
+          </w:p>
+        </w:tc>
+        <w:tc>
+          <w:tcPr>
+            <w:tcW w:type="dxa" w:w="1200"/>
+          </w:tcPr>
+          <w:p>
+            <w:r>
+              <w:rPr>
+                <w:b w:val="false"/>
+                <w:bCs w:val="false"/>
+                <w:sz w:val="18"/>
+                <w:szCs w:val="18"/>
+              </w:rPr>
+              <w:t xml:space="preserve">commercial</w:t>
+            </w:r>
+          </w:p>
+        </w:tc>
+        <w:tc>
+          <w:tcPr>
+            <w:tcW w:type="dxa" w:w="800"/>
+          </w:tcPr>
+          <w:p>
+            <w:r>
+              <w:rPr>
+                <w:b w:val="false"/>
+                <w:bCs w:val="false"/>
+                <w:sz w:val="18"/>
+                <w:szCs w:val="18"/>
+              </w:rPr>
+              <w:t xml:space="preserve">yes</w:t>
+            </w:r>
+          </w:p>
+        </w:tc>
+      </w:tr>
+      <w:tr>
+        <w:tc>
+          <w:tcPr>
+            <w:tcW w:type="dxa" w:w="1100"/>
+          </w:tcPr>
+          <w:p>
+            <w:r>
+              <w:rPr>
+                <w:b w:val="false"/>
+                <w:bCs w:val="false"/>
+                <w:sz w:val="18"/>
+                <w:szCs w:val="18"/>
+              </w:rPr>
+              <w:t xml:space="preserve">capacity</w:t>
+            </w:r>
+          </w:p>
+        </w:tc>
+        <w:tc>
+          <w:tcPr>
+            <w:tcW w:type="dxa" w:w="2600"/>
+          </w:tcPr>
+          <w:p>
+            <w:r>
+              <w:rPr>
+                <w:b w:val="false"/>
+                <w:bCs w:val="false"/>
+                <w:sz w:val="18"/>
+                <w:szCs w:val="18"/>
+              </w:rPr>
+              <w:t xml:space="preserve">Expand transformer capacity to 50,000 MVA</w:t>
+            </w:r>
+          </w:p>
+        </w:tc>
+        <w:tc>
+          <w:tcPr>
+            <w:tcW w:type="dxa" w:w="2400"/>
+          </w:tcPr>
+          <w:p>
+            <w:r>
+              <w:rPr>
+                <w:b w:val="false"/>
+                <w:bCs w:val="false"/>
+                <w:sz w:val="18"/>
+                <w:szCs w:val="18"/>
+              </w:rPr>
+              <w:t xml:space="preserve">Rs 360 Cr capex, board-approved</w:t>
+            </w:r>
+          </w:p>
+        </w:tc>
+        <w:tc>
+          <w:tcPr>
+            <w:tcW w:type="dxa" w:w="900"/>
+          </w:tcPr>
+          <w:p>
+            <w:r>
+              <w:rPr>
+                <w:b w:val="false"/>
+                <w:bCs w:val="false"/>
+                <w:sz w:val="18"/>
+                <w:szCs w:val="18"/>
+              </w:rPr>
+              <w:t xml:space="preserve">FY28</w:t>
+            </w:r>
+          </w:p>
+        </w:tc>
+        <w:tc>
+          <w:tcPr>
+            <w:tcW w:type="dxa" w:w="1200"/>
+          </w:tcPr>
+          <w:p>
+            <w:r>
+              <w:rPr>
+                <w:b w:val="false"/>
+                <w:bCs w:val="false"/>
+                <w:sz w:val="18"/>
+                <w:szCs w:val="18"/>
+              </w:rPr>
+              <w:t xml:space="preserve">action</w:t>
+            </w:r>
+          </w:p>
+        </w:tc>
+        <w:tc>
+          <w:tcPr>
+            <w:tcW w:type="dxa" w:w="800"/>
+          </w:tcPr>
+          <w:p>
+            <w:r>
+              <w:rPr>
+                <w:b w:val="false"/>
+                <w:bCs w:val="false"/>
+                <w:sz w:val="18"/>
+                <w:szCs w:val="18"/>
+              </w:rPr>
+              <w:t xml:space="preserve">yes</w:t>
+            </w:r>
+          </w:p>
+        </w:tc>
+      </w:tr>
+      <w:tr>
+        <w:tc>
+          <w:tcPr>
+            <w:tcW w:type="dxa" w:w="1100"/>
+          </w:tcPr>
+          <w:p>
+            <w:r>
+              <w:rPr>
+                <w:b w:val="false"/>
+                <w:bCs w:val="false"/>
+                <w:sz w:val="18"/>
+                <w:szCs w:val="18"/>
+              </w:rPr>
+              <w:t xml:space="preserve">growth</w:t>
+            </w:r>
+          </w:p>
+        </w:tc>
+        <w:tc>
+          <w:tcPr>
+            <w:tcW w:type="dxa" w:w="2600"/>
+          </w:tcPr>
+          <w:p>
+            <w:r>
+              <w:rPr>
+                <w:b w:val="false"/>
+                <w:bCs w:val="false"/>
+                <w:sz w:val="18"/>
+                <w:szCs w:val="18"/>
+              </w:rPr>
+              <w:t xml:space="preserve">7-8 years of demand visibility; renewable segment 20%+ CAGR</w:t>
+            </w:r>
+          </w:p>
+        </w:tc>
+        <w:tc>
+          <w:tcPr>
+            <w:tcW w:type="dxa" w:w="2400"/>
+          </w:tcPr>
+          <w:p>
+            <w:r>
+              <w:rPr>
+                <w:b w:val="false"/>
+                <w:bCs w:val="false"/>
+                <w:sz w:val="18"/>
+                <w:szCs w:val="18"/>
+              </w:rPr>
+              <w:t xml:space="preserve">AGM commentary (no concalls)</w:t>
+            </w:r>
+          </w:p>
+        </w:tc>
+        <w:tc>
+          <w:tcPr>
+            <w:tcW w:type="dxa" w:w="900"/>
+          </w:tcPr>
+          <w:p>
+            <w:r>
+              <w:rPr>
+                <w:b w:val="false"/>
+                <w:bCs w:val="false"/>
+                <w:sz w:val="18"/>
+                <w:szCs w:val="18"/>
+              </w:rPr>
+              <w:t xml:space="preserve">beyond</w:t>
+            </w:r>
+          </w:p>
+        </w:tc>
+        <w:tc>
+          <w:tcPr>
+            <w:tcW w:type="dxa" w:w="1200"/>
+          </w:tcPr>
+          <w:p>
+            <w:r>
+              <w:rPr>
+                <w:b w:val="false"/>
+                <w:bCs w:val="false"/>
+                <w:sz w:val="18"/>
+                <w:szCs w:val="18"/>
+              </w:rPr>
+              <w:t xml:space="preserve">expectation</w:t>
+            </w:r>
+          </w:p>
+        </w:tc>
+        <w:tc>
+          <w:tcPr>
+            <w:tcW w:type="dxa" w:w="800"/>
+          </w:tcPr>
+          <w:p>
+            <w:r>
+              <w:rPr>
+                <w:b w:val="false"/>
+                <w:bCs w:val="false"/>
+                <w:sz w:val="18"/>
+                <w:szCs w:val="18"/>
+              </w:rPr>
+              <w:t xml:space="preserve"/>
+            </w:r>
+          </w:p>
+        </w:tc>
+      </w:tr>
+    </w:tbl>
+    <w:p>
+      <w:pPr>
+        <w:spacing w:after="60" w:before="120"/>
+      </w:pPr>
+      <w:r>
+        <w:rPr>
+          <w:b/>
+          <w:bCs/>
+          <w:sz w:val="20"/>
+          <w:szCs w:val="20"/>
+        </w:rPr>
+        <w:t xml:space="preserve">Earnings chain: </w:t>
+      </w:r>
+      <w:r>
+        <w:rPr>
+          <w:b w:val="false"/>
+          <w:bCs w:val="false"/>
+          <w:sz w:val="20"/>
+          <w:szCs w:val="20"/>
+        </w:rPr>
+        <w:t xml:space="preserve">grid-modernization + renewable/BESS T&amp;D capex cycle</w:t>
+      </w:r>
+      <w:r>
+        <w:rPr>
+          <w:color w:val="666666"/>
+          <w:sz w:val="20"/>
+          <w:szCs w:val="20"/>
+        </w:rPr>
+        <w:t xml:space="preserve"> → </w:t>
+      </w:r>
+      <w:r>
+        <w:rPr>
+          <w:b w:val="false"/>
+          <w:bCs w:val="false"/>
+          <w:sz w:val="20"/>
+          <w:szCs w:val="20"/>
+        </w:rPr>
+        <w:t xml:space="preserve">transformer order wins (AP TRANSCO Rs 166 Cr, Waaree Rs 55 Cr, NTPC BESS qualification)</w:t>
+      </w:r>
+      <w:r>
+        <w:rPr>
+          <w:color w:val="666666"/>
+          <w:sz w:val="20"/>
+          <w:szCs w:val="20"/>
+        </w:rPr>
+        <w:t xml:space="preserve"> → </w:t>
+      </w:r>
+      <w:r>
+        <w:rPr>
+          <w:b w:val="false"/>
+          <w:bCs w:val="false"/>
+          <w:sz w:val="20"/>
+          <w:szCs w:val="20"/>
+        </w:rPr>
+        <w:t xml:space="preserve">capacity expansion to 50,000 MVA</w:t>
+      </w:r>
+      <w:r>
+        <w:rPr>
+          <w:color w:val="666666"/>
+          <w:sz w:val="20"/>
+          <w:szCs w:val="20"/>
+        </w:rPr>
+        <w:t xml:space="preserve"> → </w:t>
+      </w:r>
+      <w:r>
+        <w:rPr>
+          <w:b w:val="false"/>
+          <w:bCs w:val="false"/>
+          <w:sz w:val="20"/>
+          <w:szCs w:val="20"/>
+        </w:rPr>
+        <w:t xml:space="preserve">revenue growth (Q1 FY27 +39% YoY)</w:t>
+      </w:r>
+      <w:r>
+        <w:rPr>
+          <w:color w:val="666666"/>
+          <w:sz w:val="20"/>
+          <w:szCs w:val="20"/>
+        </w:rPr>
+        <w:t xml:space="preserve"> → </w:t>
+      </w:r>
+      <w:r>
+        <w:rPr>
+          <w:b w:val="false"/>
+          <w:bCs w:val="false"/>
+          <w:sz w:val="20"/>
+          <w:szCs w:val="20"/>
+        </w:rPr>
+        <w:t xml:space="preserve">EBITDA margin (~14-17%, cyclical, compressed ~70bps in Q1 FY27)</w:t>
+      </w:r>
+      <w:r>
+        <w:rPr>
+          <w:color w:val="666666"/>
+          <w:sz w:val="20"/>
+          <w:szCs w:val="20"/>
+        </w:rPr>
+        <w:t xml:space="preserve"> → </w:t>
+      </w:r>
+      <w:r>
+        <w:rPr>
+          <w:b w:val="false"/>
+          <w:bCs w:val="false"/>
+          <w:sz w:val="20"/>
+          <w:szCs w:val="20"/>
+        </w:rPr>
+        <w:t xml:space="preserve">PAT / FCF (debt-free; CFO ~Rs 57 Cr FY26 vs PAT Rs 93 Cr)</w:t>
+      </w:r>
+    </w:p>
+    <w:p>
+      <w:pPr>
+        <w:spacing w:after="120"/>
+      </w:pPr>
+      <w:r>
+        <w:rPr>
+          <w:color w:val="666666"/>
+          <w:sz w:val="18"/>
+          <w:szCs w:val="18"/>
+        </w:rPr>
+        <w:t xml:space="preserve">Bottleneck link: capacity expansion (Rs 360 Cr, to 50,000 MVA) + input-cost pass-through.</w:t>
+      </w:r>
+    </w:p>
+    <w:p>
+      <w:pPr>
+        <w:spacing w:after="120"/>
+      </w:pPr>
+      <w:r>
+        <w:rPr>
+          <w:color w:val="666666"/>
+          <w:sz w:val="18"/>
+          <w:szCs w:val="18"/>
+        </w:rPr>
+        <w:t xml:space="preserve">Operating leverage: unclear -- OPM rose 10% -&gt; 17% FY23-26 on the T&amp;D upcycle, but Q1 FY27 already shows ~70bps YoY compression, so the leverage is cyclical and partly reversing</w:t>
+      </w:r>
+    </w:p>
+    <w:p>
+      <w:pPr>
+        <w:spacing w:after="120"/>
+      </w:pPr>
+      <w:r>
+        <w:rPr>
+          <w:color w:val="666666"/>
+          <w:sz w:val="18"/>
+          <w:szCs w:val="18"/>
+        </w:rPr>
+        <w:t xml:space="preserve">Evidenced: grid-modernization + renewable/BESS T&amp;D capex cycle; transformer order wins (AP TRANSCO Rs 166 Cr, Waaree Rs 55 Cr, NTPC BESS qualification); revenue growth (Q1 FY27 +39% YoY). Still assumed: capacity expansion to 50,000 MVA; EBITDA margin (~14-17%, cyclical, compressed ~70bps in Q1 FY27); PAT / FCF (debt-free; CFO ~Rs 57 Cr FY26 vs PAT Rs 93 Cr).</w:t>
+      </w:r>
+    </w:p>
+    <w:p>
+      <w:pPr>
+        <w:spacing w:after="120"/>
+      </w:pPr>
+      <w:r>
+        <w:rPr>
+          <w:b/>
+          <w:bCs/>
+          <w:sz w:val="20"/>
+          <w:szCs w:val="20"/>
+        </w:rPr>
+        <w:t xml:space="preserve">Market expectation vs. our path:</w:t>
+      </w:r>
+    </w:p>
+    <w:tbl>
+      <w:tblPr>
+        <w:tblW w:type="dxa" w:w="9000"/>
+        <w:tblBorders>
+          <w:top w:val="single" w:color="auto" w:sz="4"/>
+          <w:left w:val="single" w:color="auto" w:sz="4"/>
+          <w:bottom w:val="single" w:color="auto" w:sz="4"/>
+          <w:right w:val="single" w:color="auto" w:sz="4"/>
+          <w:insideH w:val="single" w:color="auto" w:sz="4"/>
+          <w:insideV w:val="single" w:color="auto" w:sz="4"/>
+        </w:tblBorders>
+      </w:tblPr>
+      <w:tblGrid>
+        <w:gridCol w:w="3200"/>
+        <w:gridCol w:w="5800"/>
+      </w:tblGrid>
+      <w:tr>
+        <w:tc>
+          <w:tcPr>
+            <w:tcW w:type="dxa" w:w="3200"/>
+            <w:shd w:fill="F2F2F2" w:val="clear"/>
+          </w:tcPr>
+          <w:p>
+            <w:r>
+              <w:rPr>
+                <w:b/>
+                <w:bCs/>
+              </w:rPr>
+              <w:t xml:space="preserve">As of</w:t>
+            </w:r>
+          </w:p>
+        </w:tc>
+        <w:tc>
+          <w:tcPr>
+            <w:tcW w:type="dxa" w:w="5800"/>
+          </w:tcPr>
+          <w:p>
+            <w:r>
+              <w:t xml:space="preserve">2026-09-08</w:t>
+            </w:r>
+          </w:p>
+        </w:tc>
+      </w:tr>
+      <w:tr>
+        <w:tc>
+          <w:tcPr>
+            <w:tcW w:type="dxa" w:w="3200"/>
+            <w:shd w:fill="F2F2F2" w:val="clear"/>
+          </w:tcPr>
+          <w:p>
+            <w:r>
+              <w:rPr>
+                <w:b/>
+                <w:bCs/>
+              </w:rPr>
+              <w:t xml:space="preserve">Price / multiple</w:t>
+            </w:r>
+          </w:p>
+        </w:tc>
+        <w:tc>
+          <w:tcPr>
+            <w:tcW w:type="dxa" w:w="5800"/>
+          </w:tcPr>
+          <w:p>
+            <w:r>
+              <w:t xml:space="preserve">Rs 3475 · 39.6x P/E · 29x EV/EBITDA</w:t>
+            </w:r>
+          </w:p>
+        </w:tc>
+      </w:tr>
+      <w:tr>
+        <w:tc>
+          <w:tcPr>
+            <w:tcW w:type="dxa" w:w="3200"/>
+            <w:shd w:fill="F2F2F2" w:val="clear"/>
+          </w:tcPr>
+          <w:p>
+            <w:r>
+              <w:rPr>
+                <w:b/>
+                <w:bCs/>
+              </w:rPr>
+              <w:t xml:space="preserve">Right valuation lens</w:t>
+            </w:r>
+          </w:p>
+        </w:tc>
+        <w:tc>
+          <w:tcPr>
+            <w:tcW w:type="dxa" w:w="5800"/>
+          </w:tcPr>
+          <w:p>
+            <w:r>
+              <w:t xml:space="preserve">P/E</w:t>
+            </w:r>
+          </w:p>
+        </w:tc>
+      </w:tr>
+      <w:tr>
+        <w:tc>
+          <w:tcPr>
+            <w:tcW w:type="dxa" w:w="3200"/>
+            <w:shd w:fill="F2F2F2" w:val="clear"/>
+          </w:tcPr>
+          <w:p>
+            <w:r>
+              <w:rPr>
+                <w:b/>
+                <w:bCs/>
+              </w:rPr>
+              <w:t xml:space="preserve">Price implies</w:t>
+            </w:r>
+          </w:p>
+        </w:tc>
+        <w:tc>
+          <w:tcPr>
+            <w:tcW w:type="dxa" w:w="5800"/>
+          </w:tcPr>
+          <w:p>
+            <w:r>
+              <w:t xml:space="preserve">~40x trailing P/E and ~10x book on a transformer OEM imply ~25-30% EPS CAGR FY26-28 against a ~22-25x cyclical exit -- achievable in the current T&amp;D upcycle, but the price leaves no room for the margin compression already visible in Q1 FY27 or the promoter-pledge overhang</w:t>
+            </w:r>
+          </w:p>
+        </w:tc>
+      </w:tr>
+      <w:tr>
+        <w:tc>
+          <w:tcPr>
+            <w:tcW w:type="dxa" w:w="3200"/>
+            <w:shd w:fill="F2F2F2" w:val="clear"/>
+          </w:tcPr>
+          <w:p>
+            <w:r>
+              <w:rPr>
+                <w:b/>
+                <w:bCs/>
+              </w:rPr>
+              <w:t xml:space="preserve">Our FY27</w:t>
+            </w:r>
+          </w:p>
+        </w:tc>
+        <w:tc>
+          <w:tcPr>
+            <w:tcW w:type="dxa" w:w="5800"/>
+          </w:tcPr>
+          <w:p>
+            <w:r>
+              <w:t xml:space="preserve">revenue Rs 950-1,050 Cr (+22-35%), EBITDA margin 13-15% (compressing from FY26's 17%), PAT Rs 100-120 Cr</w:t>
+            </w:r>
+          </w:p>
+        </w:tc>
+      </w:tr>
+      <w:tr>
+        <w:tc>
+          <w:tcPr>
+            <w:tcW w:type="dxa" w:w="3200"/>
+            <w:shd w:fill="F2F2F2" w:val="clear"/>
+          </w:tcPr>
+          <w:p>
+            <w:r>
+              <w:rPr>
+                <w:b/>
+                <w:bCs/>
+              </w:rPr>
+              <w:t xml:space="preserve">Our FY28</w:t>
+            </w:r>
+          </w:p>
+        </w:tc>
+        <w:tc>
+          <w:tcPr>
+            <w:tcW w:type="dxa" w:w="5800"/>
+          </w:tcPr>
+          <w:p>
+            <w:r>
+              <w:t xml:space="preserve">revenue Rs 1,150-1,350 Cr as the 50,000 MVA capacity lands, margin ~13-14%, PAT Rs 120-150 Cr -- growth real but margin-cyclical, and the group-level promoter leverage is an overhang</w:t>
+            </w:r>
+          </w:p>
+        </w:tc>
+      </w:tr>
+      <w:tr>
+        <w:tc>
+          <w:tcPr>
+            <w:tcW w:type="dxa" w:w="3200"/>
+            <w:shd w:fill="F2F2F2" w:val="clear"/>
+          </w:tcPr>
+          <w:p>
+            <w:r>
+              <w:rPr>
+                <w:b/>
+                <w:bCs/>
+              </w:rPr>
+              <w:t xml:space="preserve">Gap direction</w:t>
+            </w:r>
+          </w:p>
+        </w:tc>
+        <w:tc>
+          <w:tcPr>
+            <w:tcW w:type="dxa" w:w="5800"/>
+          </w:tcPr>
+          <w:p>
+            <w:r>
+              <w:t xml:space="preserve">over-optimistic</w:t>
+            </w:r>
+          </w:p>
+        </w:tc>
+      </w:tr>
+      <w:tr>
+        <w:tc>
+          <w:tcPr>
+            <w:tcW w:type="dxa" w:w="3200"/>
+            <w:shd w:fill="F2F2F2" w:val="clear"/>
+          </w:tcPr>
+          <w:p>
+            <w:r>
+              <w:rPr>
+                <w:b/>
+                <w:bCs/>
+              </w:rPr>
+              <w:t xml:space="preserve">Gap type</w:t>
+            </w:r>
+          </w:p>
+        </w:tc>
+        <w:tc>
+          <w:tcPr>
+            <w:tcW w:type="dxa" w:w="5800"/>
+          </w:tcPr>
+          <w:p>
+            <w:r>
+              <w:t xml:space="preserve">margin</w:t>
+            </w:r>
+          </w:p>
+        </w:tc>
+      </w:tr>
+      <w:tr>
+        <w:tc>
+          <w:tcPr>
+            <w:tcW w:type="dxa" w:w="3200"/>
+            <w:shd w:fill="F2F2F2" w:val="clear"/>
+          </w:tcPr>
+          <w:p>
+            <w:r>
+              <w:rPr>
+                <w:b/>
+                <w:bCs/>
+              </w:rPr>
+              <w:t xml:space="preserve">Gap magnitude</w:t>
+            </w:r>
+          </w:p>
+        </w:tc>
+        <w:tc>
+          <w:tcPr>
+            <w:tcW w:type="dxa" w:w="5800"/>
+          </w:tcPr>
+          <w:p>
+            <w:r>
+              <w:t xml:space="preserve">-20% (our FY28 PAT vs implied)</w:t>
+            </w:r>
+          </w:p>
+        </w:tc>
+      </w:tr>
+      <w:tr>
+        <w:tc>
+          <w:tcPr>
+            <w:tcW w:type="dxa" w:w="3200"/>
+            <w:shd w:fill="F2F2F2" w:val="clear"/>
+          </w:tcPr>
+          <w:p>
+            <w:r>
+              <w:rPr>
+                <w:b/>
+                <w:bCs/>
+              </w:rPr>
+              <w:t xml:space="preserve">Gap basis</w:t>
+            </w:r>
+          </w:p>
+        </w:tc>
+        <w:tc>
+          <w:tcPr>
+            <w:tcW w:type="dxa" w:w="5800"/>
+          </w:tcPr>
+          <w:p>
+            <w:r>
+              <w:t xml:space="preserve">the multiple annualises FY26's peak ~17% OPM; Q1 FY27 already compressed ~70bps YoY, and our normalised path (13-15% margin) puts FY28 PAT ~20% below what ~40x extrapolates -- before any discount for the ~58%-of-equity promoter pledge</w:t>
+            </w:r>
+          </w:p>
+        </w:tc>
+      </w:tr>
+      <w:tr>
+        <w:tc>
+          <w:tcPr>
+            <w:tcW w:type="dxa" w:w="3200"/>
+            <w:shd w:fill="F2F2F2" w:val="clear"/>
+          </w:tcPr>
+          <w:p>
+            <w:r>
+              <w:rPr>
+                <w:b/>
+                <w:bCs/>
+              </w:rPr>
+              <w:t xml:space="preserve">Evidence quality</w:t>
+            </w:r>
+          </w:p>
+        </w:tc>
+        <w:tc>
+          <w:tcPr>
+            <w:tcW w:type="dxa" w:w="5800"/>
+          </w:tcPr>
+          <w:p>
+            <w:r>
+              <w:t xml:space="preserve">moderate</w:t>
+            </w:r>
+          </w:p>
+        </w:tc>
+      </w:tr>
+    </w:tbl>
+    <w:p>
+      <w:pPr>
+        <w:spacing w:after="120"/>
+      </w:pPr>
+      <w:r>
+        <w:rPr>
+          <w:i/>
+          <w:iCs/>
+          <w:color w:val="666666"/>
+          <w:sz w:val="16"/>
+          <w:szCs w:val="16"/>
+        </w:rPr>
+        <w:t xml:space="preserve">no broker consensus; implied path is a reverse-P/E estimate + screener.in forward figures + VP thread view</w:t>
+      </w:r>
+    </w:p>
+    <w:p>
+      <w:pPr>
+        <w:spacing w:after="120" w:before="120"/>
+      </w:pPr>
+      <w:r>
+        <w:rPr>
+          <w:b/>
+          <w:bCs/>
+          <w:sz w:val="20"/>
+          <w:szCs w:val="20"/>
+        </w:rPr>
+        <w:t xml:space="preserve">Catalyst: </w:t>
+      </w:r>
+      <w:r>
+        <w:rPr>
+          <w:sz w:val="20"/>
+          <w:szCs w:val="20"/>
+        </w:rPr>
+        <w:t xml:space="preserve">Conversion of the 400kV/BESS (NTPC) qualification and recent order wins into a disclosed order book, a Q2/Q3 FY27 margin print showing the ~14% EBITDA margin stabilising, and a material reduction of the promoter pledge</w:t>
+      </w:r>
+      <w:r>
+        <w:rPr>
+          <w:color w:val="666666"/>
+          <w:sz w:val="18"/>
+          <w:szCs w:val="18"/>
+        </w:rPr>
+        <w:t xml:space="preserve"> (window ~9M from 2026-09-08; undated; evidence med; pending)</w:t>
+      </w:r>
+    </w:p>
+    <w:p>
+      <w:pPr>
+        <w:pStyle w:val="Heading1"/>
+        <w:spacing w:after="120" w:before="280"/>
+      </w:pPr>
+      <w:r>
+        <w:t xml:space="preserve">Ishmohit-Lens Checks (value chain · earnings quality · growth trajectory · management · quality metrics · track record · global-signal check)</w:t>
+      </w:r>
+    </w:p>
+    <w:p>
+      <w:pPr>
+        <w:spacing w:after="120"/>
+      </w:pPr>
       <w:r>
         <w:rPr>
           <w:i/>
@@ -358,6 +2068,846 @@
           <w:sz w:val="18"/>
           <w:szCs w:val="18"/>
         </w:rPr>
+        <w:t xml:space="preserve">Extra checks drawn from @ishmohit1 / SOIC methodology (playbook/ishmohit-soic-style.md): where the company sits in its value chain and what the supply side is doing, whether a margin/PAT inflection is structural or a cyclical peak, the rate-of-change of growth vs. what the multiple demands, and management quality as a positive attribute.</w:t>
+      </w:r>
+    </w:p>
+    <w:p>
+      <w:pPr>
+        <w:spacing w:after="120"/>
+      </w:pPr>
+      <w:r>
+        <w:rPr>
+          <w:b/>
+          <w:bCs/>
+          <w:sz w:val="20"/>
+          <w:szCs w:val="20"/>
+        </w:rPr>
+        <w:t xml:space="preserve">Value chain &amp; supply side:</w:t>
+      </w:r>
+    </w:p>
+    <w:tbl>
+      <w:tblPr>
+        <w:tblW w:type="dxa" w:w="9000"/>
+        <w:tblBorders>
+          <w:top w:val="single" w:color="auto" w:sz="4"/>
+          <w:left w:val="single" w:color="auto" w:sz="4"/>
+          <w:bottom w:val="single" w:color="auto" w:sz="4"/>
+          <w:right w:val="single" w:color="auto" w:sz="4"/>
+          <w:insideH w:val="single" w:color="auto" w:sz="4"/>
+          <w:insideV w:val="single" w:color="auto" w:sz="4"/>
+        </w:tblBorders>
+      </w:tblPr>
+      <w:tblGrid>
+        <w:gridCol w:w="3200"/>
+        <w:gridCol w:w="5800"/>
+      </w:tblGrid>
+      <w:tr>
+        <w:tc>
+          <w:tcPr>
+            <w:tcW w:type="dxa" w:w="3200"/>
+            <w:shd w:fill="F2F2F2" w:val="clear"/>
+          </w:tcPr>
+          <w:p>
+            <w:r>
+              <w:rPr>
+                <w:b/>
+                <w:bCs/>
+              </w:rPr>
+              <w:t xml:space="preserve">Theme</w:t>
+            </w:r>
+          </w:p>
+        </w:tc>
+        <w:tc>
+          <w:tcPr>
+            <w:tcW w:type="dxa" w:w="5800"/>
+          </w:tcPr>
+          <w:p>
+            <w:r>
+              <w:t xml:space="preserve">power T&amp;D equipment -- power &amp; distribution transformers; grid-modernization + renewable/BESS integration capex cycle</w:t>
+            </w:r>
+          </w:p>
+        </w:tc>
+      </w:tr>
+      <w:tr>
+        <w:tc>
+          <w:tcPr>
+            <w:tcW w:type="dxa" w:w="3200"/>
+            <w:shd w:fill="F2F2F2" w:val="clear"/>
+          </w:tcPr>
+          <w:p>
+            <w:r>
+              <w:rPr>
+                <w:b/>
+                <w:bCs/>
+              </w:rPr>
+              <w:t xml:space="preserve">This company's position</w:t>
+            </w:r>
+          </w:p>
+        </w:tc>
+        <w:tc>
+          <w:tcPr>
+            <w:tcW w:type="dxa" w:w="5800"/>
+          </w:tcPr>
+          <w:p>
+            <w:r>
+              <w:t xml:space="preserve">mid-tier transformer OEM in the Shirdi Sai Electricals group; moving into 400kV / BESS-class</w:t>
+            </w:r>
+          </w:p>
+        </w:tc>
+      </w:tr>
+      <w:tr>
+        <w:tc>
+          <w:tcPr>
+            <w:tcW w:type="dxa" w:w="3200"/>
+            <w:shd w:fill="F2F2F2" w:val="clear"/>
+          </w:tcPr>
+          <w:p>
+            <w:r>
+              <w:rPr>
+                <w:b/>
+                <w:bCs/>
+              </w:rPr>
+              <w:t xml:space="preserve">Bottleneck node (pricing power)</w:t>
+            </w:r>
+          </w:p>
+        </w:tc>
+        <w:tc>
+          <w:tcPr>
+            <w:tcW w:type="dxa" w:w="5800"/>
+          </w:tcPr>
+          <w:p>
+            <w:r>
+              <w:t xml:space="preserve">capacity (Rs 360 Cr expansion to 50,000 MVA underway); CRGO steel / copper input availability</w:t>
+            </w:r>
+          </w:p>
+        </w:tc>
+      </w:tr>
+      <w:tr>
+        <w:tc>
+          <w:tcPr>
+            <w:tcW w:type="dxa" w:w="3200"/>
+            <w:shd w:fill="F2F2F2" w:val="clear"/>
+          </w:tcPr>
+          <w:p>
+            <w:r>
+              <w:rPr>
+                <w:b/>
+                <w:bCs/>
+              </w:rPr>
+              <w:t xml:space="preserve">Supply-side status</w:t>
+            </w:r>
+          </w:p>
+        </w:tc>
+        <w:tc>
+          <w:tcPr>
+            <w:tcW w:type="dxa" w:w="5800"/>
+          </w:tcPr>
+          <w:p>
+            <w:r>
+              <w:t xml:space="preserve">adding</w:t>
+            </w:r>
+          </w:p>
+        </w:tc>
+      </w:tr>
+      <w:tr>
+        <w:tc>
+          <w:tcPr>
+            <w:tcW w:type="dxa" w:w="3200"/>
+            <w:shd w:fill="F2F2F2" w:val="clear"/>
+          </w:tcPr>
+          <w:p>
+            <w:r>
+              <w:rPr>
+                <w:b/>
+                <w:bCs/>
+              </w:rPr>
+              <w:t xml:space="preserve">Adjacent-node peers</w:t>
+            </w:r>
+          </w:p>
+        </w:tc>
+        <w:tc>
+          <w:tcPr>
+            <w:tcW w:type="dxa" w:w="5800"/>
+          </w:tcPr>
+          <w:p>
+            <w:r>
+              <w:t xml:space="preserve">Voltamp Transformers, Transformers &amp; Rectifiers India (TRIL), Shilchar Technologies, Danish Power</w:t>
+            </w:r>
+          </w:p>
+        </w:tc>
+      </w:tr>
+    </w:tbl>
+    <w:p>
+      <w:pPr>
+        <w:spacing w:after="120"/>
+      </w:pPr>
+      <w:r>
+        <w:rPr>
+          <w:color w:val="666666"/>
+          <w:sz w:val="18"/>
+          <w:szCs w:val="18"/>
+        </w:rPr>
+        <w:t xml:space="preserve">The entire Indian transformer industry is 'adding' capacity into the T&amp;D upcycle -- late-cycle glut risk on a 2-3 year horizon. Indo Tech's edge is debt-free efficiency (ROCE ~40%) and a 400kV/BESS qualification, not structural pricing power. The promoter's group-level leverage (parent NCDs secured on Indo Tech shares) is a group-structure risk peers do not carry.</w:t>
+      </w:r>
+    </w:p>
+    <w:p>
+      <w:pPr>
+        <w:spacing w:after="60" w:before="120"/>
+      </w:pPr>
+      <w:r>
+        <w:rPr>
+          <w:b/>
+          <w:bCs/>
+          <w:sz w:val="20"/>
+          <w:szCs w:val="20"/>
+        </w:rPr>
+        <w:t xml:space="preserve">Earnings quality: </w:t>
+      </w:r>
+      <w:r>
+        <w:rPr>
+          <w:sz w:val="20"/>
+          <w:szCs w:val="20"/>
+        </w:rPr>
+        <w:t xml:space="preserve">margin driver mixed</w:t>
+      </w:r>
+      <w:r>
+        <w:rPr>
+          <w:b/>
+          <w:bCs/>
+          <w:color w:val="A32020"/>
+          <w:sz w:val="20"/>
+          <w:szCs w:val="20"/>
+        </w:rPr>
+        <w:t xml:space="preserve">  — PEAK-MARGIN RISK: do not capitalise current margins</w:t>
+      </w:r>
+    </w:p>
+    <w:p>
+      <w:pPr>
+        <w:spacing w:after="120"/>
+      </w:pPr>
+      <w:r>
+        <w:rPr>
+          <w:color w:val="666666"/>
+          <w:sz w:val="18"/>
+          <w:szCs w:val="18"/>
+        </w:rPr>
+        <w:t xml:space="preserve">Drivers: T&amp;D capex-cycle demand and pricing (cyclical); operating leverage on a debt-free, high-asset-turn base; mix shift toward higher-voltage / BESS transformers (structural).</w:t>
+      </w:r>
+    </w:p>
+    <w:p>
+      <w:pPr>
+        <w:spacing w:after="120"/>
+      </w:pPr>
+      <w:r>
+        <w:rPr>
+          <w:color w:val="666666"/>
+          <w:sz w:val="18"/>
+          <w:szCs w:val="18"/>
+        </w:rPr>
+        <w:t xml:space="preserve">FY26 OPM of 17% is above the FY23-25 band (10-14%) and Q1 FY27 already compressed ~70bps YoY to 13.95% EBITDA margin -- the peak is cyclical (transformer pricing + commodity inputs). A defensible through-cycle EBITDA margin is ~12-14%, and normalised PAT nearer Rs 90-110 Cr.</w:t>
+      </w:r>
+    </w:p>
+    <w:p>
+      <w:pPr>
+        <w:spacing w:after="60" w:before="120"/>
+      </w:pPr>
+      <w:r>
+        <w:rPr>
+          <w:b/>
+          <w:bCs/>
+          <w:sz w:val="20"/>
+          <w:szCs w:val="20"/>
+        </w:rPr>
+        <w:t xml:space="preserve">Growth trajectory: </w:t>
+      </w:r>
+      <w:r>
+        <w:rPr>
+          <w:b w:val="false"/>
+          <w:bCs w:val="false"/>
+          <w:sz w:val="20"/>
+          <w:szCs w:val="20"/>
+        </w:rPr>
+        <w:t xml:space="preserve">YoY growth rate is lumpy</w:t>
+      </w:r>
+    </w:p>
+    <w:p>
+      <w:pPr>
+        <w:spacing w:after="120"/>
+      </w:pPr>
+      <w:r>
+        <w:rPr>
+          <w:color w:val="666666"/>
+          <w:sz w:val="18"/>
+          <w:szCs w:val="18"/>
+        </w:rPr>
+        <w:t xml:space="preserve">revenue YoY: FY24 +36%, FY25 +22%, FY26 +28%, Q1 FY27 +39%. PAT YoY: FY24 +81%, FY25 +36%, FY26 +45%, Q1 FY27 +34%. Order/project-shaped, so treat as lumpy; the recent quarter reaccelerated on order execution but margins compressed.</w:t>
+      </w:r>
+    </w:p>
+    <w:p>
+      <w:pPr>
+        <w:spacing w:after="120"/>
+      </w:pPr>
+      <w:r>
+        <w:rPr>
+          <w:color w:val="666666"/>
+          <w:sz w:val="18"/>
+          <w:szCs w:val="18"/>
+        </w:rPr>
+        <w:t xml:space="preserve">Reverse P/E: ~40x trailing needs sustained 25-30%+ EPS growth with margins held; Q1 FY27 margin already compressed ~70bps YoY, so the rate-of-change on earnings is slower than revenue and does not comfortably support the multiple.</w:t>
+      </w:r>
+    </w:p>
+    <w:p>
+      <w:pPr>
+        <w:spacing w:after="120"/>
+      </w:pPr>
+      <w:r>
+        <w:rPr>
+          <w:b/>
+          <w:bCs/>
+          <w:sz w:val="20"/>
+          <w:szCs w:val="20"/>
+        </w:rPr>
+        <w:t xml:space="preserve">Management quality (TVGP's "P"):</w:t>
+      </w:r>
+    </w:p>
+    <w:tbl>
+      <w:tblPr>
+        <w:tblW w:type="dxa" w:w="9000"/>
+        <w:tblBorders>
+          <w:top w:val="single" w:color="auto" w:sz="4"/>
+          <w:left w:val="single" w:color="auto" w:sz="4"/>
+          <w:bottom w:val="single" w:color="auto" w:sz="4"/>
+          <w:right w:val="single" w:color="auto" w:sz="4"/>
+          <w:insideH w:val="single" w:color="auto" w:sz="4"/>
+          <w:insideV w:val="single" w:color="auto" w:sz="4"/>
+        </w:tblBorders>
+      </w:tblPr>
+      <w:tblGrid>
+        <w:gridCol w:w="3200"/>
+        <w:gridCol w:w="5800"/>
+      </w:tblGrid>
+      <w:tr>
+        <w:tc>
+          <w:tcPr>
+            <w:tcW w:type="dxa" w:w="3200"/>
+            <w:shd w:fill="F2F2F2" w:val="clear"/>
+          </w:tcPr>
+          <w:p>
+            <w:r>
+              <w:rPr>
+                <w:b/>
+                <w:bCs/>
+              </w:rPr>
+              <w:t xml:space="preserve">Assessment</w:t>
+            </w:r>
+          </w:p>
+        </w:tc>
+        <w:tc>
+          <w:tcPr>
+            <w:tcW w:type="dxa" w:w="5800"/>
+          </w:tcPr>
+          <w:p>
+            <w:r>
+              <w:t xml:space="preserve">concern</w:t>
+            </w:r>
+          </w:p>
+        </w:tc>
+      </w:tr>
+      <w:tr>
+        <w:tc>
+          <w:tcPr>
+            <w:tcW w:type="dxa" w:w="3200"/>
+            <w:shd w:fill="F2F2F2" w:val="clear"/>
+          </w:tcPr>
+          <w:p>
+            <w:r>
+              <w:rPr>
+                <w:b/>
+                <w:bCs/>
+              </w:rPr>
+              <w:t xml:space="preserve">Capital allocation</w:t>
+            </w:r>
+          </w:p>
+        </w:tc>
+        <w:tc>
+          <w:tcPr>
+            <w:tcW w:type="dxa" w:w="5800"/>
+          </w:tcPr>
+          <w:p>
+            <w:r>
+              <w:t xml:space="preserve">At the company level, disciplined: debt-free, ROCE ~40%, Rs 360 Cr capex to 50,000 MVA, NTPC 400kV/BESS qualification, consistent Rs 10/share dividend. But at the promoter level, Shirdi Sai Electricals has pledged ~57.93% of Indo Tech's total equity (~80% of its holding) to raise parent NCDs (Rs 750 Cr + Rs 75 Cr) and sold 3 lakh shares in Jun 2026 -- a group-leverage and promoter-stress signal the debt-free balance sheet hides. No concalls; an unexplained CEO exit in Apr 2025. (neutral)</w:t>
+            </w:r>
+          </w:p>
+        </w:tc>
+      </w:tr>
+      <w:tr>
+        <w:tc>
+          <w:tcPr>
+            <w:tcW w:type="dxa" w:w="3200"/>
+            <w:shd w:fill="F2F2F2" w:val="clear"/>
+          </w:tcPr>
+          <w:p>
+            <w:r>
+              <w:rPr>
+                <w:b/>
+                <w:bCs/>
+              </w:rPr>
+              <w:t xml:space="preserve">Related-party trend</w:t>
+            </w:r>
+          </w:p>
+        </w:tc>
+        <w:tc>
+          <w:tcPr>
+            <w:tcW w:type="dxa" w:w="5800"/>
+          </w:tcPr>
+          <w:p>
+            <w:r>
+              <w:t xml:space="preserve">concerning</w:t>
+            </w:r>
+          </w:p>
+        </w:tc>
+      </w:tr>
+      <w:tr>
+        <w:tc>
+          <w:tcPr>
+            <w:tcW w:type="dxa" w:w="3200"/>
+            <w:shd w:fill="F2F2F2" w:val="clear"/>
+          </w:tcPr>
+          <w:p>
+            <w:r>
+              <w:rPr>
+                <w:b/>
+                <w:bCs/>
+              </w:rPr>
+              <w:t xml:space="preserve">Guidance credibility</w:t>
+            </w:r>
+          </w:p>
+        </w:tc>
+        <w:tc>
+          <w:tcPr>
+            <w:tcW w:type="dxa" w:w="5800"/>
+          </w:tcPr>
+          <w:p>
+            <w:r>
+              <w:t xml:space="preserve">unclear</w:t>
+            </w:r>
+          </w:p>
+        </w:tc>
+      </w:tr>
+      <w:tr>
+        <w:tc>
+          <w:tcPr>
+            <w:tcW w:type="dxa" w:w="3200"/>
+            <w:shd w:fill="F2F2F2" w:val="clear"/>
+          </w:tcPr>
+          <w:p>
+            <w:r>
+              <w:rPr>
+                <w:b/>
+                <w:bCs/>
+              </w:rPr>
+              <w:t xml:space="preserve">Shareholder returns</w:t>
+            </w:r>
+          </w:p>
+        </w:tc>
+        <w:tc>
+          <w:tcPr>
+            <w:tcW w:type="dxa" w:w="5800"/>
+          </w:tcPr>
+          <w:p>
+            <w:r>
+              <w:t xml:space="preserve">consistent</w:t>
+            </w:r>
+          </w:p>
+        </w:tc>
+      </w:tr>
+      <w:tr>
+        <w:tc>
+          <w:tcPr>
+            <w:tcW w:type="dxa" w:w="3200"/>
+            <w:shd w:fill="F2F2F2" w:val="clear"/>
+          </w:tcPr>
+          <w:p>
+            <w:r>
+              <w:rPr>
+                <w:b/>
+                <w:bCs/>
+              </w:rPr>
+              <w:t xml:space="preserve">Capability ladder / VAP</w:t>
+            </w:r>
+          </w:p>
+        </w:tc>
+        <w:tc>
+          <w:tcPr>
+            <w:tcW w:type="dxa" w:w="5800"/>
+          </w:tcPr>
+          <w:p>
+            <w:r>
+              <w:t xml:space="preserve">NTPC vendor qualification for 400kV BESS-class transformers -- moving up the voltage / value curve</w:t>
+            </w:r>
+          </w:p>
+        </w:tc>
+      </w:tr>
+    </w:tbl>
+    <w:p>
+      <w:pPr>
+        <w:spacing w:after="120"/>
+      </w:pPr>
+      <w:r>
+        <w:rPr>
+          <w:b/>
+          <w:bCs/>
+          <w:sz w:val="20"/>
+          <w:szCs w:val="20"/>
+        </w:rPr>
+        <w:t xml:space="preserve">Quality metrics (ROCE · debt · FCF · margin · capex):</w:t>
+      </w:r>
+    </w:p>
+    <w:tbl>
+      <w:tblPr>
+        <w:tblW w:type="dxa" w:w="9000"/>
+        <w:tblBorders>
+          <w:top w:val="single" w:color="auto" w:sz="4"/>
+          <w:left w:val="single" w:color="auto" w:sz="4"/>
+          <w:bottom w:val="single" w:color="auto" w:sz="4"/>
+          <w:right w:val="single" w:color="auto" w:sz="4"/>
+          <w:insideH w:val="single" w:color="auto" w:sz="4"/>
+          <w:insideV w:val="single" w:color="auto" w:sz="4"/>
+        </w:tblBorders>
+      </w:tblPr>
+      <w:tblGrid>
+        <w:gridCol w:w="3200"/>
+        <w:gridCol w:w="5800"/>
+      </w:tblGrid>
+      <w:tr>
+        <w:tc>
+          <w:tcPr>
+            <w:tcW w:type="dxa" w:w="3200"/>
+            <w:shd w:fill="F2F2F2" w:val="clear"/>
+          </w:tcPr>
+          <w:p>
+            <w:r>
+              <w:rPr>
+                <w:b/>
+                <w:bCs/>
+              </w:rPr>
+              <w:t xml:space="preserve">Assessment</w:t>
+            </w:r>
+          </w:p>
+        </w:tc>
+        <w:tc>
+          <w:tcPr>
+            <w:tcW w:type="dxa" w:w="5800"/>
+          </w:tcPr>
+          <w:p>
+            <w:r>
+              <w:t xml:space="preserve">concern</w:t>
+            </w:r>
+          </w:p>
+        </w:tc>
+      </w:tr>
+      <w:tr>
+        <w:tc>
+          <w:tcPr>
+            <w:tcW w:type="dxa" w:w="3200"/>
+            <w:shd w:fill="F2F2F2" w:val="clear"/>
+          </w:tcPr>
+          <w:p>
+            <w:r>
+              <w:rPr>
+                <w:b/>
+                <w:bCs/>
+              </w:rPr>
+              <w:t xml:space="preserve">ROCE</w:t>
+            </w:r>
+          </w:p>
+        </w:tc>
+        <w:tc>
+          <w:tcPr>
+            <w:tcW w:type="dxa" w:w="5800"/>
+          </w:tcPr>
+          <w:p>
+            <w:r>
+              <w:t xml:space="preserve">40.4% (improving)</w:t>
+            </w:r>
+          </w:p>
+        </w:tc>
+      </w:tr>
+      <w:tr>
+        <w:tc>
+          <w:tcPr>
+            <w:tcW w:type="dxa" w:w="3200"/>
+            <w:shd w:fill="F2F2F2" w:val="clear"/>
+          </w:tcPr>
+          <w:p>
+            <w:r>
+              <w:rPr>
+                <w:b/>
+                <w:bCs/>
+              </w:rPr>
+              <w:t xml:space="preserve">Leverage</w:t>
+            </w:r>
+          </w:p>
+        </w:tc>
+        <w:tc>
+          <w:tcPr>
+            <w:tcW w:type="dxa" w:w="5800"/>
+          </w:tcPr>
+          <w:p>
+            <w:r>
+              <w:t xml:space="preserve">Net debt/EBITDA -0.3x</w:t>
+            </w:r>
+          </w:p>
+        </w:tc>
+      </w:tr>
+      <w:tr>
+        <w:tc>
+          <w:tcPr>
+            <w:tcW w:type="dxa" w:w="3200"/>
+            <w:shd w:fill="F2F2F2" w:val="clear"/>
+          </w:tcPr>
+          <w:p>
+            <w:r>
+              <w:rPr>
+                <w:b/>
+                <w:bCs/>
+              </w:rPr>
+              <w:t xml:space="preserve">FCF conversion</w:t>
+            </w:r>
+          </w:p>
+        </w:tc>
+        <w:tc>
+          <w:tcPr>
+            <w:tcW w:type="dxa" w:w="5800"/>
+          </w:tcPr>
+          <w:p>
+            <w:r>
+              <w:t xml:space="preserve">30%</w:t>
+            </w:r>
+          </w:p>
+        </w:tc>
+      </w:tr>
+      <w:tr>
+        <w:tc>
+          <w:tcPr>
+            <w:tcW w:type="dxa" w:w="3200"/>
+            <w:shd w:fill="F2F2F2" w:val="clear"/>
+          </w:tcPr>
+          <w:p>
+            <w:r>
+              <w:rPr>
+                <w:b/>
+                <w:bCs/>
+              </w:rPr>
+              <w:t xml:space="preserve">Margin trend</w:t>
+            </w:r>
+          </w:p>
+        </w:tc>
+        <w:tc>
+          <w:tcPr>
+            <w:tcW w:type="dxa" w:w="5800"/>
+          </w:tcPr>
+          <w:p>
+            <w:r>
+              <w:t xml:space="preserve">stable</w:t>
+            </w:r>
+          </w:p>
+        </w:tc>
+      </w:tr>
+      <w:tr>
+        <w:tc>
+          <w:tcPr>
+            <w:tcW w:type="dxa" w:w="3200"/>
+            <w:shd w:fill="F2F2F2" w:val="clear"/>
+          </w:tcPr>
+          <w:p>
+            <w:r>
+              <w:rPr>
+                <w:b/>
+                <w:bCs/>
+              </w:rPr>
+              <w:t xml:space="preserve">Capex efficiency</w:t>
+            </w:r>
+          </w:p>
+        </w:tc>
+        <w:tc>
+          <w:tcPr>
+            <w:tcW w:type="dxa" w:w="5800"/>
+          </w:tcPr>
+          <w:p>
+            <w:r>
+              <w:t xml:space="preserve">neutral</w:t>
+            </w:r>
+          </w:p>
+        </w:tc>
+      </w:tr>
+    </w:tbl>
+    <w:p>
+      <w:pPr>
+        <w:spacing w:after="60" w:before="120"/>
+      </w:pPr>
+      <w:r>
+        <w:rPr>
+          <w:b/>
+          <w:bCs/>
+          <w:sz w:val="20"/>
+          <w:szCs w:val="20"/>
+        </w:rPr>
+        <w:t xml:space="preserve">Track record (Coffee Can persistence check): </w:t>
+      </w:r>
+      <w:r>
+        <w:rPr>
+          <w:sz w:val="20"/>
+          <w:szCs w:val="20"/>
+        </w:rPr>
+        <w:t xml:space="preserve">cleared revenue growth ≥10% AND ROCE ≥15% in 3 of the last 3 years (consistency_score 100)</w:t>
+      </w:r>
+    </w:p>
+    <w:p>
+      <w:pPr>
+        <w:spacing w:after="120"/>
+      </w:pPr>
+      <w:r>
+        <w:rPr>
+          <w:color w:val="666666"/>
+          <w:sz w:val="18"/>
+          <w:szCs w:val="18"/>
+        </w:rPr>
+        <w:t xml:space="preserve">FY24-FY26 verifiable from the same filings. FY24: revenue +36% and ROCE ~30% -&gt; cleared. FY25: revenue +22% and ROCE ~35% -&gt; cleared. FY26: revenue +28% and ROCE ~40% -&gt; cleared. 3 of 3 years cleared both &gt;=10% revenue growth and &gt;=15% ROCE -- the operating consistency is genuinely strong; the concern is governance / promoter conduct, not the numbers.</w:t>
+      </w:r>
+    </w:p>
+    <w:p>
+      <w:pPr>
+        <w:pStyle w:val="Heading1"/>
+        <w:spacing w:after="120" w:before="280"/>
+      </w:pPr>
+      <w:r>
+        <w:t xml:space="preserve">Technical Read (Weekly / Monthly MACD + Bollinger Bands, or RSI/CCI/Williams %R proxy)</w:t>
+      </w:r>
+    </w:p>
+    <w:p>
+      <w:pPr>
+        <w:spacing w:after="120"/>
+      </w:pPr>
+      <w:r>
+        <w:t xml:space="preserve">Not independently charted this pass.</w:t>
+      </w:r>
+    </w:p>
+    <w:p>
+      <w:pPr>
+        <w:pStyle w:val="Heading1"/>
+        <w:spacing w:after="120" w:before="280"/>
+      </w:pPr>
+      <w:r>
+        <w:t xml:space="preserve">ValuePickr Community Signal</w:t>
+      </w:r>
+    </w:p>
+    <w:p>
+      <w:pPr>
+        <w:spacing w:after="120"/>
+      </w:pPr>
+      <w:r>
+        <w:t xml:space="preserve">Read the most recent 50 of 90 fetched posts (2024-09 to 2025-11), single batch (first-time read). Sentiment was strongly bullish through late 2024/early 2025 on blockbuster Q3FY25 results and multiple large transformer order wins (LOI/LOA worth ~Rs 150 Cr combined), driven by structural transmission-sector tailwinds (grid modernization, renewable integration). Sentiment turned more cautious from Apr 2025 after an abrupt CEO resignation that a trusted poster called 'fishy' given no transition period, compounded by a long-standing community complaint about management's total absence from concalls leaving investors to infer performance from filings alone. By late 2025 an AGM readout was reassuring (demand visibility 7-8 years, renewable segment growing 20%+ CAGR) and a pledge release was noted positively.</w:t>
+      </w:r>
+    </w:p>
+    <w:p>
+      <w:pPr>
+        <w:spacing w:after="120"/>
+      </w:pPr>
+      <w:r>
+        <w:rPr>
+          <w:b/>
+          <w:bCs/>
+          <w:sz w:val="20"/>
+          <w:szCs w:val="20"/>
+        </w:rPr>
+        <w:t xml:space="preserve">High-conviction call from a top contributor: </w:t>
+      </w:r>
+      <w:r>
+        <w:rPr>
+          <w:sz w:val="20"/>
+          <w:szCs w:val="20"/>
+        </w:rPr>
+        <w:t xml:space="preserve">Mohit_baid (trusted, elevated, invested) was by far the most engaged tracker — surfacing DII entry, quarterly results breakdowns, the CEO resignation timeline (rebutting a claim it was mishandled by showing an Feb-2025 filing already flagged the departure date), and a pledge release in Nov 2025. vnktshb (trusted, elevated) tracked parent-company TRIL's stronger results as a read-through on sector demand. Prabhat_Mohanty (trusted, elevated, invested) was the source of the 'fishy CEO exit' concern and said he was reconsidering adding further. richbandit (trusted, elevated) gave the most recent (Oct/Nov 2025) AGM and Q1FY26 updates, both positive on margin expansion from a fixed:variable price contract mix shift.</w:t>
+      </w:r>
+    </w:p>
+    <w:p>
+      <w:pPr>
+        <w:pStyle w:val="Heading1"/>
+        <w:spacing w:after="120" w:before="280"/>
+      </w:pPr>
+      <w:r>
+        <w:t xml:space="preserve">Trusted-User Signals (Ongoing)</w:t>
+      </w:r>
+    </w:p>
+    <w:p>
+      <w:pPr>
+        <w:spacing w:after="120"/>
+      </w:pPr>
+      <w:r>
+        <w:rPr>
+          <w:i/>
+          <w:iCs/>
+          <w:color w:val="666666"/>
+          <w:sz w:val="18"/>
+          <w:szCs w:val="18"/>
+        </w:rPr>
+        <w:t xml:space="preserve">Every time a trusted user expresses clear conviction on this stock, most recent first — this section accumulates over time, it isn't a one-time snapshot.</w:t>
+      </w:r>
+    </w:p>
+    <w:p>
+      <w:pPr>
+        <w:spacing w:after="100"/>
+      </w:pPr>
+      <w:r>
+        <w:rPr>
+          <w:b/>
+          <w:bCs/>
+          <w:sz w:val="20"/>
+          <w:szCs w:val="20"/>
+        </w:rPr>
+        <w:t xml:space="preserve">2025-11-13 — richbandit</w:t>
+      </w:r>
+      <w:r>
+        <w:rPr>
+          <w:i/>
+          <w:iCs/>
+          <w:color w:val="666666"/>
+          <w:sz w:val="18"/>
+          <w:szCs w:val="18"/>
+        </w:rPr>
+        <w:t xml:space="preserve"> (Indotech)</w:t>
+      </w:r>
+      <w:r>
+        <w:rPr>
+          <w:sz w:val="20"/>
+          <w:szCs w:val="20"/>
+        </w:rPr>
+        <w:br/>
+        <w:t xml:space="preserve">: Q1FY26 results strong post AGM guidance; fixed:variable price contract mix shift for FY26 expanding margins as guided.</w:t>
+      </w:r>
+    </w:p>
+    <w:p>
+      <w:pPr>
+        <w:spacing w:after="100"/>
+      </w:pPr>
+      <w:r>
+        <w:rPr>
+          <w:b/>
+          <w:bCs/>
+          <w:sz w:val="20"/>
+          <w:szCs w:val="20"/>
+        </w:rPr>
+        <w:t xml:space="preserve">2025-04-10 — Prabhat_Mohanty</w:t>
+      </w:r>
+      <w:r>
+        <w:rPr>
+          <w:i/>
+          <w:iCs/>
+          <w:color w:val="666666"/>
+          <w:sz w:val="18"/>
+          <w:szCs w:val="18"/>
+        </w:rPr>
         <w:t xml:space="preserve"> (Indotech)</w:t>
       </w:r>
       <w:r>
@@ -405,33 +2955,59 @@
         <w:spacing w:after="60"/>
       </w:pPr>
       <w:r>
-        <w:t xml:space="preserve">Excellent, debt-free return profile (ROCE ~38%, ROE ~28%) with a structural sector tailwind: global/domestic grid-modernization capex and renewable-energy integration</w:t>
-      </w:r>
-    </w:p>
-    <w:p>
-      <w:pPr>
-        <w:pStyle w:val="ListParagraph"/>
-        <w:numPr>
-          <w:ilvl w:val="0"/>
-          <w:numId w:val="1"/>
-        </w:numPr>
-        <w:spacing w:after="60"/>
-      </w:pPr>
-      <w:r>
-        <w:t xml:space="preserve">Multiple large transformer order wins (LOI/LOA) and an executable order book well ahead of trailing revenue as of early 2025</w:t>
-      </w:r>
-    </w:p>
-    <w:p>
-      <w:pPr>
-        <w:pStyle w:val="ListParagraph"/>
-        <w:numPr>
-          <w:ilvl w:val="0"/>
-          <w:numId w:val="1"/>
-        </w:numPr>
-        <w:spacing w:after="60"/>
-      </w:pPr>
-      <w:r>
-        <w:t xml:space="preserve">AGM (Oct 2025) guided 7-8 years of sustained demand and 20%+ CAGR growth in the renewable segment specifically</w:t>
+        <w:t xml:space="preserve">Operationally excellent: debt-free, ROCE ~40%, ROE ~28%, revenue Rs 371 -&gt; 782 Cr FY23-26, Q1 FY27 revenue +39% YoY</w:t>
+      </w:r>
+    </w:p>
+    <w:p>
+      <w:pPr>
+        <w:pStyle w:val="ListParagraph"/>
+        <w:numPr>
+          <w:ilvl w:val="0"/>
+          <w:numId w:val="1"/>
+        </w:numPr>
+        <w:spacing w:after="60"/>
+      </w:pPr>
+      <w:r>
+        <w:t xml:space="preserve">Structural tailwind: T&amp;D grid-modernization capex, renewable integration, and battery-storage transformers -- AGM guided 7-8 years of demand visibility, renewable segment 20%+ CAGR</w:t>
+      </w:r>
+    </w:p>
+    <w:p>
+      <w:pPr>
+        <w:pStyle w:val="ListParagraph"/>
+        <w:numPr>
+          <w:ilvl w:val="0"/>
+          <w:numId w:val="1"/>
+        </w:numPr>
+        <w:spacing w:after="60"/>
+      </w:pPr>
+      <w:r>
+        <w:t xml:space="preserve">Moving up the value curve: NTPC vendor qualification for 400kV BESS-class transformers; Rs 360 Cr capex to 50,000 MVA capacity</w:t>
+      </w:r>
+    </w:p>
+    <w:p>
+      <w:pPr>
+        <w:pStyle w:val="ListParagraph"/>
+        <w:numPr>
+          <w:ilvl w:val="0"/>
+          <w:numId w:val="1"/>
+        </w:numPr>
+        <w:spacing w:after="60"/>
+      </w:pPr>
+      <w:r>
+        <w:t xml:space="preserve">Recent order wins (AP TRANSCO Rs 166 Cr, Waaree Renewable Rs 55 Cr) and a consistent dividend (Rs 10/share FY26)</w:t>
+      </w:r>
+    </w:p>
+    <w:p>
+      <w:pPr>
+        <w:pStyle w:val="ListParagraph"/>
+        <w:numPr>
+          <w:ilvl w:val="0"/>
+          <w:numId w:val="1"/>
+        </w:numPr>
+        <w:spacing w:after="60"/>
+      </w:pPr>
+      <w:r>
+        <w:t xml:space="preserve">3 of 3 recent fiscal years cleared both &gt;=10% revenue growth and &gt;=15% ROCE -- a genuinely consistent operating record</w:t>
       </w:r>
     </w:p>
     <w:p>
@@ -453,33 +3029,72 @@
         <w:spacing w:after="60"/>
       </w:pPr>
       <w:r>
-        <w:t xml:space="preserve">Abrupt, unexplained CEO resignation in Apr 2025 flagged by a trusted, invested community member as unusual</w:t>
-      </w:r>
-    </w:p>
-    <w:p>
-      <w:pPr>
-        <w:pStyle w:val="ListParagraph"/>
-        <w:numPr>
-          <w:ilvl w:val="0"/>
-          <w:numId w:val="1"/>
-        </w:numPr>
-        <w:spacing w:after="60"/>
-      </w:pPr>
-      <w:r>
-        <w:t xml:space="preserve">Persistent community frustration that management holds no concalls, leaving investors reliant on filings and informal outreach</w:t>
-      </w:r>
-    </w:p>
-    <w:p>
-      <w:pPr>
-        <w:pStyle w:val="ListParagraph"/>
-        <w:numPr>
-          <w:ilvl w:val="0"/>
-          <w:numId w:val="1"/>
-        </w:numPr>
-        <w:spacing w:after="60"/>
-      </w:pPr>
-      <w:r>
-        <w:t xml:space="preserve">Growth has decelerated from FY25's exponential pace to a more moderate mid-to-high-teens YoY rate in early FY26, and a sister/parent entity (TRIL) has periodically outperformed on comparable metrics, raising capital-allocation/opportunity-cost questions within the group</w:t>
+        <w:t xml:space="preserve">Promoter (Shirdi Sai Electricals) has pledged ~57.93% of Indo Tech's total equity (~80% of its holding) for parent-level NCDs -- minority holders carry the promoter's group leverage and forced-sale / change-of-control risk despite the company being debt-free</w:t>
+      </w:r>
+    </w:p>
+    <w:p>
+      <w:pPr>
+        <w:pStyle w:val="ListParagraph"/>
+        <w:numPr>
+          <w:ilvl w:val="0"/>
+          <w:numId w:val="1"/>
+        </w:numPr>
+        <w:spacing w:after="60"/>
+      </w:pPr>
+      <w:r>
+        <w:t xml:space="preserve">Promoter trimmed its stake (sold 3 lakh shares Jun 2026); abrupt, poorly-explained CEO resignation Apr 2025 called 'fishy' by a trusted invested holder; management holds zero concalls</w:t>
+      </w:r>
+    </w:p>
+    <w:p>
+      <w:pPr>
+        <w:pStyle w:val="ListParagraph"/>
+        <w:numPr>
+          <w:ilvl w:val="0"/>
+          <w:numId w:val="1"/>
+        </w:numPr>
+        <w:spacing w:after="60"/>
+      </w:pPr>
+      <w:r>
+        <w:t xml:space="preserve">Q1 FY27 EBITDA margin compressed ~70bps YoY (13.95% vs 14.64%) -- FY26's 17% OPM looks like a cycle peak</w:t>
+      </w:r>
+    </w:p>
+    <w:p>
+      <w:pPr>
+        <w:pStyle w:val="ListParagraph"/>
+        <w:numPr>
+          <w:ilvl w:val="0"/>
+          <w:numId w:val="1"/>
+        </w:numPr>
+        <w:spacing w:after="60"/>
+      </w:pPr>
+      <w:r>
+        <w:t xml:space="preserve">~40x earnings / ~10x book prices continued flawless execution; the whole Indian transformer industry is adding capacity into the same upcycle (glut risk on a 2-3 year view)</w:t>
+      </w:r>
+    </w:p>
+    <w:p>
+      <w:pPr>
+        <w:pStyle w:val="ListParagraph"/>
+        <w:numPr>
+          <w:ilvl w:val="0"/>
+          <w:numId w:val="1"/>
+        </w:numPr>
+        <w:spacing w:after="60"/>
+      </w:pPr>
+      <w:r>
+        <w:t xml:space="preserve">At ~Rs 3,934 Cr, a literal 10x needs a ~Rs 40,000 Cr valuation -- a stretch for a mid-tier transformer OEM</w:t>
+      </w:r>
+    </w:p>
+    <w:p>
+      <w:pPr>
+        <w:pStyle w:val="ListParagraph"/>
+        <w:numPr>
+          <w:ilvl w:val="0"/>
+          <w:numId w:val="1"/>
+        </w:numPr>
+        <w:spacing w:after="60"/>
+      </w:pPr>
+      <w:r>
+        <w:t xml:space="preserve">Cash conversion is only ~60% of PAT (working-capital drag), and the Rs 360 Cr capex will turn free cash flow negative</w:t>
       </w:r>
     </w:p>
     <w:p>
@@ -500,7 +3115,7 @@
           <w:b/>
           <w:bCs/>
         </w:rPr>
-        <w:t xml:space="preserve">Mid-cap (~Rs 4,028 Cr)</w:t>
+        <w:t xml:space="preserve">Mid-cap (~Rs 3,934 Cr)</w:t>
       </w:r>
     </w:p>
     <w:p>
@@ -523,7 +3138,35 @@
           <w:sz w:val="24"/>
           <w:szCs w:val="24"/>
         </w:rPr>
-        <w:t xml:space="preserve">10x-in-2-3-years</w:t>
+        <w:t xml:space="preserve">neither</w:t>
+      </w:r>
+    </w:p>
+    <w:p>
+      <w:pPr>
+        <w:spacing w:after="120"/>
+      </w:pPr>
+      <w:r>
+        <w:rPr>
+          <w:color w:val="666666"/>
+          <w:sz w:val="20"/>
+          <w:szCs w:val="20"/>
+        </w:rPr>
+        <w:t xml:space="preserve">4-box gate — tailwind: yes · TAM: weak · moat: weak · valuation: no  (score 2 / 4)</w:t>
+      </w:r>
+    </w:p>
+    <w:p>
+      <w:pPr>
+        <w:spacing w:after="120"/>
+      </w:pPr>
+      <w:r>
+        <w:rPr>
+          <w:i/>
+          <w:iCs/>
+          <w:color w:val="666666"/>
+          <w:sz w:val="20"/>
+          <w:szCs w:val="20"/>
+        </w:rPr>
+        <w:t xml:space="preserve">Tailwind yes: T&amp;D grid-modernization + renewable integration + battery-storage transformers is a structural multi-year capex cycle (AGM guided 7-8 years demand visibility). Tam weak: ~Rs 3,934 Cr mid-tier transformer OEM; the 50,000 MVA capex is a real lever but a 10x needs ~Rs 40,000 Cr. Moat weak: efficient and debt-free with a 400kV/BESS qualification edge, but transformers are competitive with no pricing power, and the whole industry is adding capacity. Valuation no: ~40x earnings / ~10x book after a big re-rating, with margins already compressing. Score 2.0 -&gt; thesis_fit 'neither'. Separately, a ~58%-of-equity promoter pledge + CEO-exit + no-concalls cluster = HIGH CAUTION.</w:t>
       </w:r>
     </w:p>
     <w:p>
@@ -546,46 +3189,72 @@
           <w:sz w:val="24"/>
           <w:szCs w:val="24"/>
         </w:rPr>
-        <w:t xml:space="preserve">Genuinely excellent, debt-free transformer business riding a structural sector tailwind, tempered by a governance-communication gap (no concalls, one unexplained CEO exit)</w:t>
-      </w:r>
-    </w:p>
-    <w:p>
-      <w:pPr>
-        <w:pStyle w:val="ListParagraph"/>
-        <w:numPr>
-          <w:ilvl w:val="0"/>
-          <w:numId w:val="1"/>
-        </w:numPr>
-        <w:spacing w:after="60"/>
-      </w:pPr>
-      <w:r>
-        <w:t xml:space="preserve">Fundamentals are unambiguously strong (ROCE/ROE ~38%/28%, debt-free) and the transmission/renewable-integration tailwind is structural, not a one-quarter story</w:t>
-      </w:r>
-    </w:p>
-    <w:p>
-      <w:pPr>
-        <w:pStyle w:val="ListParagraph"/>
-        <w:numPr>
-          <w:ilvl w:val="0"/>
-          <w:numId w:val="1"/>
-        </w:numPr>
-        <w:spacing w:after="60"/>
-      </w:pPr>
-      <w:r>
-        <w:t xml:space="preserve">A ~Rs 4,000 Cr market cap needs a sharper, more durable catalyst to sustain a 10x thesis over 2-3 years, and the CEO-exit/no-concalls pattern is a real, unresolved governance-communication gap flagged by multiple trusted, invested community members</w:t>
-      </w:r>
-    </w:p>
-    <w:p>
-      <w:pPr>
-        <w:pStyle w:val="ListParagraph"/>
-        <w:numPr>
-          <w:ilvl w:val="0"/>
-          <w:numId w:val="1"/>
-        </w:numPr>
-        <w:spacing w:after="60"/>
-      </w:pPr>
-      <w:r>
-        <w:t xml:space="preserve">Medium conviction: genuine business quality and sector tailwind, offset by real governance friction that has not been addressed by management directly to the community</w:t>
+        <w:t xml:space="preserve">Genuinely excellent, debt-free transformer business on a real T&amp;D/BESS tailwind -- but a ~58%-of-equity promoter pledge for parent-level debt, a 'fishy' CEO exit and no concalls make this HIGH CAUTION, capping conviction at Low-Medium</w:t>
+      </w:r>
+    </w:p>
+    <w:p>
+      <w:pPr>
+        <w:pStyle w:val="ListParagraph"/>
+        <w:numPr>
+          <w:ilvl w:val="0"/>
+          <w:numId w:val="1"/>
+        </w:numPr>
+        <w:spacing w:after="60"/>
+      </w:pPr>
+      <w:r>
+        <w:t xml:space="preserve">Operating quality is unambiguous (ROCE ~40%, debt-free, 3/3 recent years clearing growth + ROCE bars) and the grid-modernization / renewable / battery-storage tailwind is structural</w:t>
+      </w:r>
+    </w:p>
+    <w:p>
+      <w:pPr>
+        <w:pStyle w:val="ListParagraph"/>
+        <w:numPr>
+          <w:ilvl w:val="0"/>
+          <w:numId w:val="1"/>
+        </w:numPr>
+        <w:spacing w:after="60"/>
+      </w:pPr>
+      <w:r>
+        <w:t xml:space="preserve">But the deep read confirms a HIGH CAUTION governance cluster: promoter Shirdi Sai Electricals has pledged ~57.93% of Indo Tech's total equity for parent-level NCDs, trimmed its stake in Jun 2026, ran an unexplained CEO exit, and holds no concalls -- minority holders carry group-level leverage risk the debt-free balance sheet hides</w:t>
+      </w:r>
+    </w:p>
+    <w:p>
+      <w:pPr>
+        <w:pStyle w:val="ListParagraph"/>
+        <w:numPr>
+          <w:ilvl w:val="0"/>
+          <w:numId w:val="1"/>
+        </w:numPr>
+        <w:spacing w:after="60"/>
+      </w:pPr>
+      <w:r>
+        <w:t xml:space="preserve">four_box score 2.0 (tailwind yes; tam + moat weak; valuation 'no' at ~40x earnings / ~10x book after a big re-rate) -&gt; thesis_fit 'neither'; the HIGH CAUTION flag independently caps conviction at Low-Medium</w:t>
+      </w:r>
+    </w:p>
+    <w:p>
+      <w:pPr>
+        <w:pStyle w:val="ListParagraph"/>
+        <w:numPr>
+          <w:ilvl w:val="0"/>
+          <w:numId w:val="1"/>
+        </w:numPr>
+        <w:spacing w:after="60"/>
+      </w:pPr>
+      <w:r>
+        <w:t xml:space="preserve">Q1 FY27 margin compressed ~70bps YoY, suggesting FY26's 17% OPM was a cycle peak; market_expectation gap_direction over-optimistic</w:t>
+      </w:r>
+    </w:p>
+    <w:p>
+      <w:pPr>
+        <w:pStyle w:val="ListParagraph"/>
+        <w:numPr>
+          <w:ilvl w:val="0"/>
+          <w:numId w:val="1"/>
+        </w:numPr>
+        <w:spacing w:after="60"/>
+      </w:pPr>
+      <w:r>
+        <w:t xml:space="preserve">Revisit if the promoter pledge is materially reduced, management starts holding concalls, and 1-2 quarters show margin stabilising</w:t>
       </w:r>
     </w:p>
     <w:p>
